--- a/Week1/Module 3.docx
+++ b/Week1/Module 3.docx
@@ -18,6 +18,7 @@
     </w:p>
     <w:p>
       <w:pPr>
+        <w:spacing w:after="0"/>
         <w:rPr>
           <w:b/>
           <w:bCs/>
@@ -32,18 +33,4359 @@
           <w:sz w:val="28"/>
           <w:szCs w:val="28"/>
         </w:rPr>
-        <w:t>Exercise 2: E-commerce Platform Search Function</w:t>
-      </w:r>
-    </w:p>
-    <w:p>
-      <w:pPr>
+        <w:t xml:space="preserve">Exercise 1: </w:t>
+      </w:r>
+      <w:r>
         <w:rPr>
           <w:b/>
           <w:bCs/>
           <w:sz w:val="28"/>
           <w:szCs w:val="28"/>
         </w:rPr>
-      </w:pPr>
+        <w:t>Control Structures</w:t>
+      </w:r>
+    </w:p>
+    <w:p>
+      <w:pPr>
+        <w:spacing w:after="0"/>
+        <w:rPr>
+          <w:b/>
+          <w:bCs/>
+        </w:rPr>
+      </w:pPr>
+    </w:p>
+    <w:p>
+      <w:pPr>
+        <w:spacing w:after="0"/>
+        <w:ind w:left="720"/>
+        <w:rPr>
+          <w:sz w:val="22"/>
+          <w:szCs w:val="22"/>
+        </w:rPr>
+      </w:pPr>
+      <w:r>
+        <w:rPr>
+          <w:b/>
+          <w:bCs/>
+          <w:sz w:val="22"/>
+          <w:szCs w:val="22"/>
+        </w:rPr>
+        <w:t>Scenario 1:</w:t>
+      </w:r>
+      <w:r>
+        <w:rPr>
+          <w:sz w:val="22"/>
+          <w:szCs w:val="22"/>
+        </w:rPr>
+        <w:t xml:space="preserve"> The bank wants to apply a discount to loan interest rates for customers above 60 years old.</w:t>
+      </w:r>
+    </w:p>
+    <w:p>
+      <w:pPr>
+        <w:numPr>
+          <w:ilvl w:val="1"/>
+          <w:numId w:val="2"/>
+        </w:numPr>
+        <w:spacing w:after="0" w:line="259" w:lineRule="auto"/>
+        <w:rPr>
+          <w:sz w:val="22"/>
+          <w:szCs w:val="22"/>
+        </w:rPr>
+      </w:pPr>
+      <w:r>
+        <w:rPr>
+          <w:b/>
+          <w:bCs/>
+          <w:sz w:val="22"/>
+          <w:szCs w:val="22"/>
+        </w:rPr>
+        <w:t>Question:</w:t>
+      </w:r>
+      <w:r>
+        <w:rPr>
+          <w:sz w:val="22"/>
+          <w:szCs w:val="22"/>
+        </w:rPr>
+        <w:t xml:space="preserve"> Write a PL/SQL block that loops through all customers, checks their age, and if they are above 60, apply a 1% discount to their current loan interest rates.</w:t>
+      </w:r>
+    </w:p>
+    <w:p>
+      <w:pPr>
+        <w:spacing w:after="0" w:line="259" w:lineRule="auto"/>
+        <w:rPr>
+          <w:b/>
+          <w:bCs/>
+          <w:sz w:val="22"/>
+          <w:szCs w:val="22"/>
+        </w:rPr>
+      </w:pPr>
+      <w:r>
+        <w:rPr>
+          <w:b/>
+          <w:bCs/>
+          <w:sz w:val="22"/>
+          <w:szCs w:val="22"/>
+        </w:rPr>
+        <w:t>Answer)</w:t>
+      </w:r>
+    </w:p>
+    <w:p>
+      <w:pPr>
+        <w:spacing w:after="0" w:line="259" w:lineRule="auto"/>
+        <w:rPr>
+          <w:sz w:val="22"/>
+          <w:szCs w:val="22"/>
+        </w:rPr>
+      </w:pPr>
+      <w:r>
+        <w:rPr>
+          <w:sz w:val="22"/>
+          <w:szCs w:val="22"/>
+        </w:rPr>
+        <w:t>use sys</w:t>
+      </w:r>
+    </w:p>
+    <w:p>
+      <w:pPr>
+        <w:spacing w:after="0" w:line="259" w:lineRule="auto"/>
+        <w:rPr>
+          <w:sz w:val="22"/>
+          <w:szCs w:val="22"/>
+        </w:rPr>
+      </w:pPr>
+      <w:r>
+        <w:rPr>
+          <w:sz w:val="22"/>
+          <w:szCs w:val="22"/>
+        </w:rPr>
+        <w:t>CREATE TABLE customers (</w:t>
+      </w:r>
+    </w:p>
+    <w:p>
+      <w:pPr>
+        <w:spacing w:after="0" w:line="259" w:lineRule="auto"/>
+        <w:rPr>
+          <w:sz w:val="22"/>
+          <w:szCs w:val="22"/>
+        </w:rPr>
+      </w:pPr>
+      <w:r>
+        <w:rPr>
+          <w:sz w:val="22"/>
+          <w:szCs w:val="22"/>
+        </w:rPr>
+        <w:t xml:space="preserve">    customer_id INT PRIMARY KEY AUTO_INCREMENT,</w:t>
+      </w:r>
+    </w:p>
+    <w:p>
+      <w:pPr>
+        <w:spacing w:after="0" w:line="259" w:lineRule="auto"/>
+        <w:rPr>
+          <w:sz w:val="22"/>
+          <w:szCs w:val="22"/>
+        </w:rPr>
+      </w:pPr>
+      <w:r>
+        <w:rPr>
+          <w:sz w:val="22"/>
+          <w:szCs w:val="22"/>
+        </w:rPr>
+        <w:t xml:space="preserve">    name VARCHAR(100) NOT NULL,</w:t>
+      </w:r>
+    </w:p>
+    <w:p>
+      <w:pPr>
+        <w:spacing w:after="0" w:line="259" w:lineRule="auto"/>
+        <w:rPr>
+          <w:sz w:val="22"/>
+          <w:szCs w:val="22"/>
+        </w:rPr>
+      </w:pPr>
+      <w:r>
+        <w:rPr>
+          <w:sz w:val="22"/>
+          <w:szCs w:val="22"/>
+        </w:rPr>
+        <w:t xml:space="preserve">    age INT NOT NULL,</w:t>
+      </w:r>
+    </w:p>
+    <w:p>
+      <w:pPr>
+        <w:spacing w:after="0" w:line="259" w:lineRule="auto"/>
+        <w:rPr>
+          <w:sz w:val="22"/>
+          <w:szCs w:val="22"/>
+        </w:rPr>
+      </w:pPr>
+      <w:r>
+        <w:rPr>
+          <w:sz w:val="22"/>
+          <w:szCs w:val="22"/>
+        </w:rPr>
+        <w:t xml:space="preserve">    balance DECIMAL(12,2) NOT NULL,</w:t>
+      </w:r>
+    </w:p>
+    <w:p>
+      <w:pPr>
+        <w:spacing w:after="0" w:line="259" w:lineRule="auto"/>
+        <w:rPr>
+          <w:sz w:val="22"/>
+          <w:szCs w:val="22"/>
+        </w:rPr>
+      </w:pPr>
+      <w:r>
+        <w:rPr>
+          <w:sz w:val="22"/>
+          <w:szCs w:val="22"/>
+        </w:rPr>
+        <w:t xml:space="preserve">    is_vip BOOLEAN DEFAULT FALSE</w:t>
+      </w:r>
+    </w:p>
+    <w:p>
+      <w:pPr>
+        <w:spacing w:after="0" w:line="259" w:lineRule="auto"/>
+        <w:rPr>
+          <w:sz w:val="22"/>
+          <w:szCs w:val="22"/>
+        </w:rPr>
+      </w:pPr>
+      <w:r>
+        <w:rPr>
+          <w:sz w:val="22"/>
+          <w:szCs w:val="22"/>
+        </w:rPr>
+        <w:t>);</w:t>
+      </w:r>
+    </w:p>
+    <w:p>
+      <w:pPr>
+        <w:spacing w:after="0" w:line="259" w:lineRule="auto"/>
+        <w:rPr>
+          <w:sz w:val="22"/>
+          <w:szCs w:val="22"/>
+        </w:rPr>
+      </w:pPr>
+      <w:r>
+        <w:rPr>
+          <w:sz w:val="22"/>
+          <w:szCs w:val="22"/>
+        </w:rPr>
+        <w:t>CREATE TABLE loans (</w:t>
+      </w:r>
+    </w:p>
+    <w:p>
+      <w:pPr>
+        <w:spacing w:after="0" w:line="259" w:lineRule="auto"/>
+        <w:rPr>
+          <w:sz w:val="22"/>
+          <w:szCs w:val="22"/>
+        </w:rPr>
+      </w:pPr>
+      <w:r>
+        <w:rPr>
+          <w:sz w:val="22"/>
+          <w:szCs w:val="22"/>
+        </w:rPr>
+        <w:t xml:space="preserve">    loan_id INT PRIMARY KEY AUTO_INCREMENT,</w:t>
+      </w:r>
+    </w:p>
+    <w:p>
+      <w:pPr>
+        <w:spacing w:after="0" w:line="259" w:lineRule="auto"/>
+        <w:rPr>
+          <w:sz w:val="22"/>
+          <w:szCs w:val="22"/>
+        </w:rPr>
+      </w:pPr>
+      <w:r>
+        <w:rPr>
+          <w:sz w:val="22"/>
+          <w:szCs w:val="22"/>
+        </w:rPr>
+        <w:t xml:space="preserve">    customer_id INT NOT NULL,</w:t>
+      </w:r>
+    </w:p>
+    <w:p>
+      <w:pPr>
+        <w:spacing w:after="0" w:line="259" w:lineRule="auto"/>
+        <w:rPr>
+          <w:sz w:val="22"/>
+          <w:szCs w:val="22"/>
+        </w:rPr>
+      </w:pPr>
+      <w:r>
+        <w:rPr>
+          <w:sz w:val="22"/>
+          <w:szCs w:val="22"/>
+        </w:rPr>
+        <w:t xml:space="preserve">    interest_rate DECIMAL(5,2) NOT NULL,</w:t>
+      </w:r>
+    </w:p>
+    <w:p>
+      <w:pPr>
+        <w:spacing w:after="0" w:line="259" w:lineRule="auto"/>
+        <w:rPr>
+          <w:sz w:val="22"/>
+          <w:szCs w:val="22"/>
+        </w:rPr>
+      </w:pPr>
+      <w:r>
+        <w:rPr>
+          <w:sz w:val="22"/>
+          <w:szCs w:val="22"/>
+        </w:rPr>
+        <w:t xml:space="preserve">    due_date DATE NOT NULL,</w:t>
+      </w:r>
+    </w:p>
+    <w:p>
+      <w:pPr>
+        <w:spacing w:after="0" w:line="259" w:lineRule="auto"/>
+        <w:rPr>
+          <w:sz w:val="22"/>
+          <w:szCs w:val="22"/>
+        </w:rPr>
+      </w:pPr>
+      <w:r>
+        <w:rPr>
+          <w:sz w:val="22"/>
+          <w:szCs w:val="22"/>
+        </w:rPr>
+        <w:t xml:space="preserve">    FOREIGN KEY (customer_id) REFERENCES customers(customer_id)</w:t>
+      </w:r>
+    </w:p>
+    <w:p>
+      <w:pPr>
+        <w:spacing w:after="0" w:line="259" w:lineRule="auto"/>
+        <w:rPr>
+          <w:sz w:val="22"/>
+          <w:szCs w:val="22"/>
+        </w:rPr>
+      </w:pPr>
+      <w:r>
+        <w:rPr>
+          <w:sz w:val="22"/>
+          <w:szCs w:val="22"/>
+        </w:rPr>
+        <w:t>);</w:t>
+      </w:r>
+    </w:p>
+    <w:p>
+      <w:pPr>
+        <w:spacing w:after="0" w:line="259" w:lineRule="auto"/>
+        <w:rPr>
+          <w:sz w:val="22"/>
+          <w:szCs w:val="22"/>
+        </w:rPr>
+      </w:pPr>
+    </w:p>
+    <w:p>
+      <w:pPr>
+        <w:spacing w:after="0" w:line="259" w:lineRule="auto"/>
+        <w:rPr>
+          <w:sz w:val="22"/>
+          <w:szCs w:val="22"/>
+        </w:rPr>
+      </w:pPr>
+      <w:r>
+        <w:rPr>
+          <w:sz w:val="22"/>
+          <w:szCs w:val="22"/>
+        </w:rPr>
+        <w:t>INSERT INTO customers (name, age, balance) VALUES</w:t>
+      </w:r>
+    </w:p>
+    <w:p>
+      <w:pPr>
+        <w:spacing w:after="0" w:line="259" w:lineRule="auto"/>
+        <w:rPr>
+          <w:sz w:val="22"/>
+          <w:szCs w:val="22"/>
+        </w:rPr>
+      </w:pPr>
+      <w:r>
+        <w:rPr>
+          <w:sz w:val="22"/>
+          <w:szCs w:val="22"/>
+        </w:rPr>
+        <w:t>('Rajesh Kumar', 65, 12000.00),</w:t>
+      </w:r>
+    </w:p>
+    <w:p>
+      <w:pPr>
+        <w:spacing w:after="0" w:line="259" w:lineRule="auto"/>
+        <w:rPr>
+          <w:sz w:val="22"/>
+          <w:szCs w:val="22"/>
+        </w:rPr>
+      </w:pPr>
+      <w:r>
+        <w:rPr>
+          <w:sz w:val="22"/>
+          <w:szCs w:val="22"/>
+        </w:rPr>
+        <w:t>('Priya Sharma', 45, 8000.00),</w:t>
+      </w:r>
+    </w:p>
+    <w:p>
+      <w:pPr>
+        <w:spacing w:after="0" w:line="259" w:lineRule="auto"/>
+        <w:rPr>
+          <w:sz w:val="22"/>
+          <w:szCs w:val="22"/>
+        </w:rPr>
+      </w:pPr>
+      <w:r>
+        <w:rPr>
+          <w:sz w:val="22"/>
+          <w:szCs w:val="22"/>
+        </w:rPr>
+        <w:t>('Anil Verma', 62, 15000.00);</w:t>
+      </w:r>
+    </w:p>
+    <w:p>
+      <w:pPr>
+        <w:spacing w:after="0" w:line="259" w:lineRule="auto"/>
+        <w:rPr>
+          <w:sz w:val="22"/>
+          <w:szCs w:val="22"/>
+        </w:rPr>
+      </w:pPr>
+    </w:p>
+    <w:p>
+      <w:pPr>
+        <w:spacing w:after="0" w:line="259" w:lineRule="auto"/>
+        <w:rPr>
+          <w:sz w:val="22"/>
+          <w:szCs w:val="22"/>
+        </w:rPr>
+      </w:pPr>
+      <w:r>
+        <w:rPr>
+          <w:sz w:val="22"/>
+          <w:szCs w:val="22"/>
+        </w:rPr>
+        <w:t>INSERT INTO loans (customer_id, interest_rate, due_date) VALUES</w:t>
+      </w:r>
+    </w:p>
+    <w:p>
+      <w:pPr>
+        <w:spacing w:after="0" w:line="259" w:lineRule="auto"/>
+        <w:rPr>
+          <w:sz w:val="22"/>
+          <w:szCs w:val="22"/>
+        </w:rPr>
+      </w:pPr>
+      <w:r>
+        <w:rPr>
+          <w:sz w:val="22"/>
+          <w:szCs w:val="22"/>
+        </w:rPr>
+        <w:t xml:space="preserve">(1, 8.50, CURDATE() + INTERVAL 15 DAY),  </w:t>
+      </w:r>
+    </w:p>
+    <w:p>
+      <w:pPr>
+        <w:spacing w:after="0" w:line="259" w:lineRule="auto"/>
+        <w:rPr>
+          <w:sz w:val="22"/>
+          <w:szCs w:val="22"/>
+        </w:rPr>
+      </w:pPr>
+      <w:r>
+        <w:rPr>
+          <w:sz w:val="22"/>
+          <w:szCs w:val="22"/>
+        </w:rPr>
+        <w:t xml:space="preserve">(2, 9.00, CURDATE() + INTERVAL 45 DAY),  </w:t>
+      </w:r>
+    </w:p>
+    <w:p>
+      <w:pPr>
+        <w:spacing w:after="0" w:line="259" w:lineRule="auto"/>
+        <w:rPr>
+          <w:sz w:val="22"/>
+          <w:szCs w:val="22"/>
+        </w:rPr>
+      </w:pPr>
+      <w:r>
+        <w:rPr>
+          <w:sz w:val="22"/>
+          <w:szCs w:val="22"/>
+        </w:rPr>
+        <w:t xml:space="preserve">(3, 7.75, CURDATE() + INTERVAL 10 DAY); </w:t>
+      </w:r>
+    </w:p>
+    <w:p>
+      <w:pPr>
+        <w:spacing w:after="0" w:line="259" w:lineRule="auto"/>
+        <w:rPr>
+          <w:sz w:val="22"/>
+          <w:szCs w:val="22"/>
+        </w:rPr>
+      </w:pPr>
+    </w:p>
+    <w:p>
+      <w:pPr>
+        <w:spacing w:after="0" w:line="259" w:lineRule="auto"/>
+        <w:rPr>
+          <w:sz w:val="22"/>
+          <w:szCs w:val="22"/>
+        </w:rPr>
+      </w:pPr>
+      <w:r>
+        <w:rPr>
+          <w:sz w:val="22"/>
+          <w:szCs w:val="22"/>
+        </w:rPr>
+        <w:t>DELIMITER $$</w:t>
+      </w:r>
+    </w:p>
+    <w:p>
+      <w:pPr>
+        <w:spacing w:after="0" w:line="259" w:lineRule="auto"/>
+        <w:rPr>
+          <w:sz w:val="22"/>
+          <w:szCs w:val="22"/>
+        </w:rPr>
+      </w:pPr>
+    </w:p>
+    <w:p>
+      <w:pPr>
+        <w:spacing w:after="0" w:line="259" w:lineRule="auto"/>
+        <w:rPr>
+          <w:sz w:val="22"/>
+          <w:szCs w:val="22"/>
+        </w:rPr>
+      </w:pPr>
+      <w:r>
+        <w:rPr>
+          <w:sz w:val="22"/>
+          <w:szCs w:val="22"/>
+        </w:rPr>
+        <w:t>CREATE PROCEDURE apply_senior_discount()</w:t>
+      </w:r>
+    </w:p>
+    <w:p>
+      <w:pPr>
+        <w:spacing w:after="0" w:line="259" w:lineRule="auto"/>
+        <w:rPr>
+          <w:sz w:val="22"/>
+          <w:szCs w:val="22"/>
+        </w:rPr>
+      </w:pPr>
+      <w:r>
+        <w:rPr>
+          <w:sz w:val="22"/>
+          <w:szCs w:val="22"/>
+        </w:rPr>
+        <w:t>BEGIN</w:t>
+      </w:r>
+    </w:p>
+    <w:p>
+      <w:pPr>
+        <w:spacing w:after="0" w:line="259" w:lineRule="auto"/>
+        <w:rPr>
+          <w:sz w:val="22"/>
+          <w:szCs w:val="22"/>
+        </w:rPr>
+      </w:pPr>
+      <w:r>
+        <w:rPr>
+          <w:sz w:val="22"/>
+          <w:szCs w:val="22"/>
+        </w:rPr>
+        <w:t xml:space="preserve">    DECLARE done INT DEFAULT FALSE;</w:t>
+      </w:r>
+    </w:p>
+    <w:p>
+      <w:pPr>
+        <w:spacing w:after="0" w:line="259" w:lineRule="auto"/>
+        <w:rPr>
+          <w:sz w:val="22"/>
+          <w:szCs w:val="22"/>
+        </w:rPr>
+      </w:pPr>
+      <w:r>
+        <w:rPr>
+          <w:sz w:val="22"/>
+          <w:szCs w:val="22"/>
+        </w:rPr>
+        <w:t xml:space="preserve">    DECLARE v_customer_id INT;</w:t>
+      </w:r>
+    </w:p>
+    <w:p>
+      <w:pPr>
+        <w:spacing w:after="0" w:line="259" w:lineRule="auto"/>
+        <w:rPr>
+          <w:sz w:val="22"/>
+          <w:szCs w:val="22"/>
+        </w:rPr>
+      </w:pPr>
+      <w:r>
+        <w:rPr>
+          <w:sz w:val="22"/>
+          <w:szCs w:val="22"/>
+        </w:rPr>
+        <w:t xml:space="preserve">    DECLARE v_age INT;</w:t>
+      </w:r>
+    </w:p>
+    <w:p>
+      <w:pPr>
+        <w:spacing w:after="0" w:line="259" w:lineRule="auto"/>
+        <w:rPr>
+          <w:sz w:val="22"/>
+          <w:szCs w:val="22"/>
+        </w:rPr>
+      </w:pPr>
+    </w:p>
+    <w:p>
+      <w:pPr>
+        <w:spacing w:after="0" w:line="259" w:lineRule="auto"/>
+        <w:rPr>
+          <w:sz w:val="22"/>
+          <w:szCs w:val="22"/>
+        </w:rPr>
+      </w:pPr>
+      <w:r>
+        <w:rPr>
+          <w:sz w:val="22"/>
+          <w:szCs w:val="22"/>
+        </w:rPr>
+        <w:t xml:space="preserve">    DECLARE cust_cursor CURSOR FOR</w:t>
+      </w:r>
+    </w:p>
+    <w:p>
+      <w:pPr>
+        <w:spacing w:after="0" w:line="259" w:lineRule="auto"/>
+        <w:rPr>
+          <w:sz w:val="22"/>
+          <w:szCs w:val="22"/>
+        </w:rPr>
+      </w:pPr>
+      <w:r>
+        <w:rPr>
+          <w:sz w:val="22"/>
+          <w:szCs w:val="22"/>
+        </w:rPr>
+        <w:t xml:space="preserve">        SELECT customer_id, age FROM customers;</w:t>
+      </w:r>
+    </w:p>
+    <w:p>
+      <w:pPr>
+        <w:spacing w:after="0" w:line="259" w:lineRule="auto"/>
+        <w:rPr>
+          <w:sz w:val="22"/>
+          <w:szCs w:val="22"/>
+        </w:rPr>
+      </w:pPr>
+      <w:r>
+        <w:rPr>
+          <w:sz w:val="22"/>
+          <w:szCs w:val="22"/>
+        </w:rPr>
+        <w:lastRenderedPageBreak/>
+        <w:t xml:space="preserve">    DECLARE CONTINUE HANDLER FOR NOT FOUND SET done = TRUE;</w:t>
+      </w:r>
+    </w:p>
+    <w:p>
+      <w:pPr>
+        <w:spacing w:after="0" w:line="259" w:lineRule="auto"/>
+        <w:rPr>
+          <w:sz w:val="22"/>
+          <w:szCs w:val="22"/>
+        </w:rPr>
+      </w:pPr>
+    </w:p>
+    <w:p>
+      <w:pPr>
+        <w:spacing w:after="0" w:line="259" w:lineRule="auto"/>
+        <w:rPr>
+          <w:sz w:val="22"/>
+          <w:szCs w:val="22"/>
+        </w:rPr>
+      </w:pPr>
+      <w:r>
+        <w:rPr>
+          <w:sz w:val="22"/>
+          <w:szCs w:val="22"/>
+        </w:rPr>
+        <w:t xml:space="preserve">    OPEN cust_cursor;</w:t>
+      </w:r>
+    </w:p>
+    <w:p>
+      <w:pPr>
+        <w:spacing w:after="0" w:line="259" w:lineRule="auto"/>
+        <w:rPr>
+          <w:sz w:val="22"/>
+          <w:szCs w:val="22"/>
+        </w:rPr>
+      </w:pPr>
+    </w:p>
+    <w:p>
+      <w:pPr>
+        <w:spacing w:after="0" w:line="259" w:lineRule="auto"/>
+        <w:rPr>
+          <w:sz w:val="22"/>
+          <w:szCs w:val="22"/>
+        </w:rPr>
+      </w:pPr>
+      <w:r>
+        <w:rPr>
+          <w:sz w:val="22"/>
+          <w:szCs w:val="22"/>
+        </w:rPr>
+        <w:t xml:space="preserve">    read_loop: LOOP</w:t>
+      </w:r>
+    </w:p>
+    <w:p>
+      <w:pPr>
+        <w:spacing w:after="0" w:line="259" w:lineRule="auto"/>
+        <w:rPr>
+          <w:sz w:val="22"/>
+          <w:szCs w:val="22"/>
+        </w:rPr>
+      </w:pPr>
+      <w:r>
+        <w:rPr>
+          <w:sz w:val="22"/>
+          <w:szCs w:val="22"/>
+        </w:rPr>
+        <w:t xml:space="preserve">        FETCH cust_cursor INTO v_customer_id, v_age;</w:t>
+      </w:r>
+    </w:p>
+    <w:p>
+      <w:pPr>
+        <w:spacing w:after="0" w:line="259" w:lineRule="auto"/>
+        <w:rPr>
+          <w:sz w:val="22"/>
+          <w:szCs w:val="22"/>
+        </w:rPr>
+      </w:pPr>
+      <w:r>
+        <w:rPr>
+          <w:sz w:val="22"/>
+          <w:szCs w:val="22"/>
+        </w:rPr>
+        <w:t xml:space="preserve">        IF done THEN</w:t>
+      </w:r>
+    </w:p>
+    <w:p>
+      <w:pPr>
+        <w:spacing w:after="0" w:line="259" w:lineRule="auto"/>
+        <w:rPr>
+          <w:sz w:val="22"/>
+          <w:szCs w:val="22"/>
+        </w:rPr>
+      </w:pPr>
+      <w:r>
+        <w:rPr>
+          <w:sz w:val="22"/>
+          <w:szCs w:val="22"/>
+        </w:rPr>
+        <w:t xml:space="preserve">            LEAVE read_loop;</w:t>
+      </w:r>
+    </w:p>
+    <w:p>
+      <w:pPr>
+        <w:spacing w:after="0" w:line="259" w:lineRule="auto"/>
+        <w:rPr>
+          <w:sz w:val="22"/>
+          <w:szCs w:val="22"/>
+        </w:rPr>
+      </w:pPr>
+      <w:r>
+        <w:rPr>
+          <w:sz w:val="22"/>
+          <w:szCs w:val="22"/>
+        </w:rPr>
+        <w:t xml:space="preserve">        END IF;</w:t>
+      </w:r>
+    </w:p>
+    <w:p>
+      <w:pPr>
+        <w:spacing w:after="0" w:line="259" w:lineRule="auto"/>
+        <w:rPr>
+          <w:sz w:val="22"/>
+          <w:szCs w:val="22"/>
+        </w:rPr>
+      </w:pPr>
+    </w:p>
+    <w:p>
+      <w:pPr>
+        <w:spacing w:after="0" w:line="259" w:lineRule="auto"/>
+        <w:rPr>
+          <w:sz w:val="22"/>
+          <w:szCs w:val="22"/>
+        </w:rPr>
+      </w:pPr>
+      <w:r>
+        <w:rPr>
+          <w:sz w:val="22"/>
+          <w:szCs w:val="22"/>
+        </w:rPr>
+        <w:t xml:space="preserve">        IF v_age &gt; 60 THEN</w:t>
+      </w:r>
+    </w:p>
+    <w:p>
+      <w:pPr>
+        <w:spacing w:after="0" w:line="259" w:lineRule="auto"/>
+        <w:rPr>
+          <w:sz w:val="22"/>
+          <w:szCs w:val="22"/>
+        </w:rPr>
+      </w:pPr>
+      <w:r>
+        <w:rPr>
+          <w:sz w:val="22"/>
+          <w:szCs w:val="22"/>
+        </w:rPr>
+        <w:t xml:space="preserve">            UPDATE loans</w:t>
+      </w:r>
+    </w:p>
+    <w:p>
+      <w:pPr>
+        <w:spacing w:after="0" w:line="259" w:lineRule="auto"/>
+        <w:rPr>
+          <w:sz w:val="22"/>
+          <w:szCs w:val="22"/>
+        </w:rPr>
+      </w:pPr>
+      <w:r>
+        <w:rPr>
+          <w:sz w:val="22"/>
+          <w:szCs w:val="22"/>
+        </w:rPr>
+        <w:t xml:space="preserve">            SET interest_rate = interest_rate - 1.00</w:t>
+      </w:r>
+    </w:p>
+    <w:p>
+      <w:pPr>
+        <w:spacing w:after="0" w:line="259" w:lineRule="auto"/>
+        <w:rPr>
+          <w:sz w:val="22"/>
+          <w:szCs w:val="22"/>
+        </w:rPr>
+      </w:pPr>
+      <w:r>
+        <w:rPr>
+          <w:sz w:val="22"/>
+          <w:szCs w:val="22"/>
+        </w:rPr>
+        <w:t xml:space="preserve">            WHERE customer_id = v_customer_id;</w:t>
+      </w:r>
+    </w:p>
+    <w:p>
+      <w:pPr>
+        <w:spacing w:after="0" w:line="259" w:lineRule="auto"/>
+        <w:rPr>
+          <w:sz w:val="22"/>
+          <w:szCs w:val="22"/>
+        </w:rPr>
+      </w:pPr>
+      <w:r>
+        <w:rPr>
+          <w:sz w:val="22"/>
+          <w:szCs w:val="22"/>
+        </w:rPr>
+        <w:t xml:space="preserve">        END IF;</w:t>
+      </w:r>
+    </w:p>
+    <w:p>
+      <w:pPr>
+        <w:spacing w:after="0" w:line="259" w:lineRule="auto"/>
+        <w:rPr>
+          <w:sz w:val="22"/>
+          <w:szCs w:val="22"/>
+        </w:rPr>
+      </w:pPr>
+      <w:r>
+        <w:rPr>
+          <w:sz w:val="22"/>
+          <w:szCs w:val="22"/>
+        </w:rPr>
+        <w:t xml:space="preserve">    END LOOP;</w:t>
+      </w:r>
+    </w:p>
+    <w:p>
+      <w:pPr>
+        <w:spacing w:after="0" w:line="259" w:lineRule="auto"/>
+        <w:rPr>
+          <w:sz w:val="22"/>
+          <w:szCs w:val="22"/>
+        </w:rPr>
+      </w:pPr>
+    </w:p>
+    <w:p>
+      <w:pPr>
+        <w:spacing w:after="0" w:line="259" w:lineRule="auto"/>
+        <w:rPr>
+          <w:sz w:val="22"/>
+          <w:szCs w:val="22"/>
+        </w:rPr>
+      </w:pPr>
+      <w:r>
+        <w:rPr>
+          <w:sz w:val="22"/>
+          <w:szCs w:val="22"/>
+        </w:rPr>
+        <w:t xml:space="preserve">    CLOSE cust_cursor;</w:t>
+      </w:r>
+    </w:p>
+    <w:p>
+      <w:pPr>
+        <w:spacing w:after="0" w:line="259" w:lineRule="auto"/>
+        <w:rPr>
+          <w:sz w:val="22"/>
+          <w:szCs w:val="22"/>
+        </w:rPr>
+      </w:pPr>
+      <w:r>
+        <w:rPr>
+          <w:sz w:val="22"/>
+          <w:szCs w:val="22"/>
+        </w:rPr>
+        <w:t>END $$</w:t>
+      </w:r>
+    </w:p>
+    <w:p>
+      <w:pPr>
+        <w:spacing w:after="0" w:line="259" w:lineRule="auto"/>
+        <w:rPr>
+          <w:sz w:val="22"/>
+          <w:szCs w:val="22"/>
+        </w:rPr>
+      </w:pPr>
+    </w:p>
+    <w:p>
+      <w:pPr>
+        <w:spacing w:after="0" w:line="259" w:lineRule="auto"/>
+        <w:rPr>
+          <w:sz w:val="22"/>
+          <w:szCs w:val="22"/>
+        </w:rPr>
+      </w:pPr>
+      <w:r>
+        <w:rPr>
+          <w:sz w:val="22"/>
+          <w:szCs w:val="22"/>
+        </w:rPr>
+        <w:t>DELIMITER ;</w:t>
+      </w:r>
+    </w:p>
+    <w:p>
+      <w:pPr>
+        <w:spacing w:after="0" w:line="259" w:lineRule="auto"/>
+        <w:rPr>
+          <w:sz w:val="22"/>
+          <w:szCs w:val="22"/>
+        </w:rPr>
+      </w:pPr>
+    </w:p>
+    <w:p>
+      <w:pPr>
+        <w:spacing w:after="0" w:line="259" w:lineRule="auto"/>
+        <w:rPr>
+          <w:sz w:val="22"/>
+          <w:szCs w:val="22"/>
+        </w:rPr>
+      </w:pPr>
+      <w:r>
+        <w:rPr>
+          <w:sz w:val="22"/>
+          <w:szCs w:val="22"/>
+        </w:rPr>
+        <w:t>CALL apply_senior_discount();</w:t>
+      </w:r>
+    </w:p>
+    <w:p>
+      <w:pPr>
+        <w:spacing w:after="0" w:line="259" w:lineRule="auto"/>
+        <w:rPr>
+          <w:sz w:val="22"/>
+          <w:szCs w:val="22"/>
+        </w:rPr>
+      </w:pPr>
+      <w:r>
+        <w:rPr>
+          <w:sz w:val="22"/>
+          <w:szCs w:val="22"/>
+        </w:rPr>
+        <w:t>SELECT c.name, c.age, l.interest_rate FROM customers c JOIN loans l ON c.customer_id = l.customer_id;</w:t>
+      </w:r>
+    </w:p>
+    <w:p>
+      <w:pPr>
+        <w:spacing w:after="0" w:line="259" w:lineRule="auto"/>
+        <w:rPr>
+          <w:sz w:val="22"/>
+          <w:szCs w:val="22"/>
+        </w:rPr>
+      </w:pPr>
+    </w:p>
+    <w:p>
+      <w:pPr>
+        <w:spacing w:after="0" w:line="259" w:lineRule="auto"/>
+        <w:rPr>
+          <w:sz w:val="22"/>
+          <w:szCs w:val="22"/>
+        </w:rPr>
+      </w:pPr>
+      <w:r>
+        <w:rPr>
+          <w:sz w:val="22"/>
+          <w:szCs w:val="22"/>
+        </w:rPr>
+        <w:drawing>
+          <wp:inline distT="0" distB="0" distL="0" distR="0" wp14:anchorId="67EEFF3B" wp14:editId="56C261C2">
+            <wp:extent cx="2636748" cy="1082134"/>
+            <wp:effectExtent l="0" t="0" r="0" b="3810"/>
+            <wp:docPr id="29757165" name="Picture 1"/>
+            <wp:cNvGraphicFramePr>
+              <a:graphicFrameLocks xmlns:a="http://schemas.openxmlformats.org/drawingml/2006/main" noChangeAspect="1"/>
+            </wp:cNvGraphicFramePr>
+            <a:graphic xmlns:a="http://schemas.openxmlformats.org/drawingml/2006/main">
+              <a:graphicData uri="http://schemas.openxmlformats.org/drawingml/2006/picture">
+                <pic:pic xmlns:pic="http://schemas.openxmlformats.org/drawingml/2006/picture">
+                  <pic:nvPicPr>
+                    <pic:cNvPr id="29757165" name=""/>
+                    <pic:cNvPicPr/>
+                  </pic:nvPicPr>
+                  <pic:blipFill>
+                    <a:blip r:embed="rId5"/>
+                    <a:stretch>
+                      <a:fillRect/>
+                    </a:stretch>
+                  </pic:blipFill>
+                  <pic:spPr>
+                    <a:xfrm>
+                      <a:off x="0" y="0"/>
+                      <a:ext cx="2636748" cy="1082134"/>
+                    </a:xfrm>
+                    <a:prstGeom prst="rect">
+                      <a:avLst/>
+                    </a:prstGeom>
+                  </pic:spPr>
+                </pic:pic>
+              </a:graphicData>
+            </a:graphic>
+          </wp:inline>
+        </w:drawing>
+      </w:r>
+    </w:p>
+    <w:p>
+      <w:pPr>
+        <w:spacing w:after="0"/>
+        <w:ind w:left="720"/>
+        <w:rPr>
+          <w:b/>
+          <w:bCs/>
+          <w:sz w:val="22"/>
+          <w:szCs w:val="22"/>
+        </w:rPr>
+      </w:pPr>
+    </w:p>
+    <w:p>
+      <w:pPr>
+        <w:spacing w:after="0"/>
+        <w:ind w:left="720"/>
+        <w:rPr>
+          <w:b/>
+          <w:bCs/>
+          <w:sz w:val="22"/>
+          <w:szCs w:val="22"/>
+        </w:rPr>
+      </w:pPr>
+    </w:p>
+    <w:p>
+      <w:pPr>
+        <w:spacing w:after="0"/>
+        <w:ind w:left="720"/>
+        <w:rPr>
+          <w:b/>
+          <w:bCs/>
+          <w:sz w:val="22"/>
+          <w:szCs w:val="22"/>
+        </w:rPr>
+      </w:pPr>
+    </w:p>
+    <w:p>
+      <w:pPr>
+        <w:spacing w:after="0"/>
+        <w:ind w:left="720"/>
+        <w:rPr>
+          <w:b/>
+          <w:bCs/>
+          <w:sz w:val="22"/>
+          <w:szCs w:val="22"/>
+        </w:rPr>
+      </w:pPr>
+    </w:p>
+    <w:p>
+      <w:pPr>
+        <w:spacing w:after="0"/>
+        <w:ind w:left="720"/>
+        <w:rPr>
+          <w:b/>
+          <w:bCs/>
+          <w:sz w:val="22"/>
+          <w:szCs w:val="22"/>
+        </w:rPr>
+      </w:pPr>
+    </w:p>
+    <w:p>
+      <w:pPr>
+        <w:spacing w:after="0"/>
+        <w:ind w:left="720"/>
+        <w:rPr>
+          <w:sz w:val="22"/>
+          <w:szCs w:val="22"/>
+        </w:rPr>
+      </w:pPr>
+      <w:r>
+        <w:rPr>
+          <w:b/>
+          <w:bCs/>
+          <w:sz w:val="22"/>
+          <w:szCs w:val="22"/>
+        </w:rPr>
+        <w:t>Scenario 2:</w:t>
+      </w:r>
+      <w:r>
+        <w:rPr>
+          <w:sz w:val="22"/>
+          <w:szCs w:val="22"/>
+        </w:rPr>
+        <w:t xml:space="preserve"> A customer can be promoted to VIP status based on their balance.</w:t>
+      </w:r>
+    </w:p>
+    <w:p>
+      <w:pPr>
+        <w:numPr>
+          <w:ilvl w:val="1"/>
+          <w:numId w:val="2"/>
+        </w:numPr>
+        <w:spacing w:after="0" w:line="259" w:lineRule="auto"/>
+        <w:rPr>
+          <w:sz w:val="22"/>
+          <w:szCs w:val="22"/>
+        </w:rPr>
+      </w:pPr>
+      <w:r>
+        <w:rPr>
+          <w:b/>
+          <w:bCs/>
+          <w:sz w:val="22"/>
+          <w:szCs w:val="22"/>
+        </w:rPr>
+        <w:t>Question:</w:t>
+      </w:r>
+      <w:r>
+        <w:rPr>
+          <w:sz w:val="22"/>
+          <w:szCs w:val="22"/>
+        </w:rPr>
+        <w:t xml:space="preserve"> Write a PL/SQL block that iterates through all customers and sets a flag IsVIP to TRUE for those with a balance over $10,000.</w:t>
+      </w:r>
+    </w:p>
+    <w:p>
+      <w:pPr>
+        <w:spacing w:after="0" w:line="259" w:lineRule="auto"/>
+        <w:rPr>
+          <w:sz w:val="22"/>
+          <w:szCs w:val="22"/>
+        </w:rPr>
+      </w:pPr>
+    </w:p>
+    <w:p>
+      <w:pPr>
+        <w:spacing w:after="0" w:line="259" w:lineRule="auto"/>
+        <w:rPr>
+          <w:sz w:val="22"/>
+          <w:szCs w:val="22"/>
+        </w:rPr>
+      </w:pPr>
+    </w:p>
+    <w:p>
+      <w:pPr>
+        <w:spacing w:after="0" w:line="259" w:lineRule="auto"/>
+        <w:rPr>
+          <w:sz w:val="22"/>
+          <w:szCs w:val="22"/>
+        </w:rPr>
+      </w:pPr>
+      <w:r>
+        <w:rPr>
+          <w:sz w:val="22"/>
+          <w:szCs w:val="22"/>
+        </w:rPr>
+        <w:t>DELIMITER $$</w:t>
+      </w:r>
+    </w:p>
+    <w:p>
+      <w:pPr>
+        <w:spacing w:after="0" w:line="259" w:lineRule="auto"/>
+        <w:rPr>
+          <w:sz w:val="22"/>
+          <w:szCs w:val="22"/>
+        </w:rPr>
+      </w:pPr>
+    </w:p>
+    <w:p>
+      <w:pPr>
+        <w:spacing w:after="0" w:line="259" w:lineRule="auto"/>
+        <w:rPr>
+          <w:sz w:val="22"/>
+          <w:szCs w:val="22"/>
+        </w:rPr>
+      </w:pPr>
+      <w:r>
+        <w:rPr>
+          <w:sz w:val="22"/>
+          <w:szCs w:val="22"/>
+        </w:rPr>
+        <w:t>CREATE PROCEDURE update_vip_status()</w:t>
+      </w:r>
+    </w:p>
+    <w:p>
+      <w:pPr>
+        <w:spacing w:after="0" w:line="259" w:lineRule="auto"/>
+        <w:rPr>
+          <w:sz w:val="22"/>
+          <w:szCs w:val="22"/>
+        </w:rPr>
+      </w:pPr>
+      <w:r>
+        <w:rPr>
+          <w:sz w:val="22"/>
+          <w:szCs w:val="22"/>
+        </w:rPr>
+        <w:t>BEGIN</w:t>
+      </w:r>
+    </w:p>
+    <w:p>
+      <w:pPr>
+        <w:spacing w:after="0" w:line="259" w:lineRule="auto"/>
+        <w:rPr>
+          <w:sz w:val="22"/>
+          <w:szCs w:val="22"/>
+        </w:rPr>
+      </w:pPr>
+      <w:r>
+        <w:rPr>
+          <w:sz w:val="22"/>
+          <w:szCs w:val="22"/>
+        </w:rPr>
+        <w:t xml:space="preserve">    DECLARE done INT DEFAULT FALSE;</w:t>
+      </w:r>
+    </w:p>
+    <w:p>
+      <w:pPr>
+        <w:spacing w:after="0" w:line="259" w:lineRule="auto"/>
+        <w:rPr>
+          <w:sz w:val="22"/>
+          <w:szCs w:val="22"/>
+        </w:rPr>
+      </w:pPr>
+      <w:r>
+        <w:rPr>
+          <w:sz w:val="22"/>
+          <w:szCs w:val="22"/>
+        </w:rPr>
+        <w:lastRenderedPageBreak/>
+        <w:t xml:space="preserve">    DECLARE v_customer_id INT;</w:t>
+      </w:r>
+    </w:p>
+    <w:p>
+      <w:pPr>
+        <w:spacing w:after="0" w:line="259" w:lineRule="auto"/>
+        <w:rPr>
+          <w:sz w:val="22"/>
+          <w:szCs w:val="22"/>
+        </w:rPr>
+      </w:pPr>
+      <w:r>
+        <w:rPr>
+          <w:sz w:val="22"/>
+          <w:szCs w:val="22"/>
+        </w:rPr>
+        <w:t xml:space="preserve">    DECLARE v_balance DECIMAL(12,2);</w:t>
+      </w:r>
+    </w:p>
+    <w:p>
+      <w:pPr>
+        <w:spacing w:after="0" w:line="259" w:lineRule="auto"/>
+        <w:rPr>
+          <w:sz w:val="22"/>
+          <w:szCs w:val="22"/>
+        </w:rPr>
+      </w:pPr>
+    </w:p>
+    <w:p>
+      <w:pPr>
+        <w:spacing w:after="0" w:line="259" w:lineRule="auto"/>
+        <w:rPr>
+          <w:sz w:val="22"/>
+          <w:szCs w:val="22"/>
+        </w:rPr>
+      </w:pPr>
+      <w:r>
+        <w:rPr>
+          <w:sz w:val="22"/>
+          <w:szCs w:val="22"/>
+        </w:rPr>
+        <w:t xml:space="preserve">    DECLARE cust_cursor CURSOR FOR</w:t>
+      </w:r>
+    </w:p>
+    <w:p>
+      <w:pPr>
+        <w:spacing w:after="0" w:line="259" w:lineRule="auto"/>
+        <w:rPr>
+          <w:sz w:val="22"/>
+          <w:szCs w:val="22"/>
+        </w:rPr>
+      </w:pPr>
+      <w:r>
+        <w:rPr>
+          <w:sz w:val="22"/>
+          <w:szCs w:val="22"/>
+        </w:rPr>
+        <w:t xml:space="preserve">        SELECT customer_id, balance FROM customers;</w:t>
+      </w:r>
+    </w:p>
+    <w:p>
+      <w:pPr>
+        <w:spacing w:after="0" w:line="259" w:lineRule="auto"/>
+        <w:rPr>
+          <w:sz w:val="22"/>
+          <w:szCs w:val="22"/>
+        </w:rPr>
+      </w:pPr>
+      <w:r>
+        <w:rPr>
+          <w:sz w:val="22"/>
+          <w:szCs w:val="22"/>
+        </w:rPr>
+        <w:t xml:space="preserve">    DECLARE CONTINUE HANDLER FOR NOT FOUND SET done = TRUE;</w:t>
+      </w:r>
+    </w:p>
+    <w:p>
+      <w:pPr>
+        <w:spacing w:after="0" w:line="259" w:lineRule="auto"/>
+        <w:rPr>
+          <w:sz w:val="22"/>
+          <w:szCs w:val="22"/>
+        </w:rPr>
+      </w:pPr>
+    </w:p>
+    <w:p>
+      <w:pPr>
+        <w:spacing w:after="0" w:line="259" w:lineRule="auto"/>
+        <w:rPr>
+          <w:sz w:val="22"/>
+          <w:szCs w:val="22"/>
+        </w:rPr>
+      </w:pPr>
+      <w:r>
+        <w:rPr>
+          <w:sz w:val="22"/>
+          <w:szCs w:val="22"/>
+        </w:rPr>
+        <w:t xml:space="preserve">    OPEN cust_cursor;</w:t>
+      </w:r>
+    </w:p>
+    <w:p>
+      <w:pPr>
+        <w:spacing w:after="0" w:line="259" w:lineRule="auto"/>
+        <w:rPr>
+          <w:sz w:val="22"/>
+          <w:szCs w:val="22"/>
+        </w:rPr>
+      </w:pPr>
+    </w:p>
+    <w:p>
+      <w:pPr>
+        <w:spacing w:after="0" w:line="259" w:lineRule="auto"/>
+        <w:rPr>
+          <w:sz w:val="22"/>
+          <w:szCs w:val="22"/>
+        </w:rPr>
+      </w:pPr>
+      <w:r>
+        <w:rPr>
+          <w:sz w:val="22"/>
+          <w:szCs w:val="22"/>
+        </w:rPr>
+        <w:t xml:space="preserve">    vip_loop: LOOP</w:t>
+      </w:r>
+    </w:p>
+    <w:p>
+      <w:pPr>
+        <w:spacing w:after="0" w:line="259" w:lineRule="auto"/>
+        <w:rPr>
+          <w:sz w:val="22"/>
+          <w:szCs w:val="22"/>
+        </w:rPr>
+      </w:pPr>
+      <w:r>
+        <w:rPr>
+          <w:sz w:val="22"/>
+          <w:szCs w:val="22"/>
+        </w:rPr>
+        <w:t xml:space="preserve">        FETCH cust_cursor INTO v_customer_id, v_balance;</w:t>
+      </w:r>
+    </w:p>
+    <w:p>
+      <w:pPr>
+        <w:spacing w:after="0" w:line="259" w:lineRule="auto"/>
+        <w:rPr>
+          <w:sz w:val="22"/>
+          <w:szCs w:val="22"/>
+        </w:rPr>
+      </w:pPr>
+      <w:r>
+        <w:rPr>
+          <w:sz w:val="22"/>
+          <w:szCs w:val="22"/>
+        </w:rPr>
+        <w:t xml:space="preserve">        IF done THEN</w:t>
+      </w:r>
+    </w:p>
+    <w:p>
+      <w:pPr>
+        <w:spacing w:after="0" w:line="259" w:lineRule="auto"/>
+        <w:rPr>
+          <w:sz w:val="22"/>
+          <w:szCs w:val="22"/>
+        </w:rPr>
+      </w:pPr>
+      <w:r>
+        <w:rPr>
+          <w:sz w:val="22"/>
+          <w:szCs w:val="22"/>
+        </w:rPr>
+        <w:t xml:space="preserve">            LEAVE vip_loop;</w:t>
+      </w:r>
+    </w:p>
+    <w:p>
+      <w:pPr>
+        <w:spacing w:after="0" w:line="259" w:lineRule="auto"/>
+        <w:rPr>
+          <w:sz w:val="22"/>
+          <w:szCs w:val="22"/>
+        </w:rPr>
+      </w:pPr>
+      <w:r>
+        <w:rPr>
+          <w:sz w:val="22"/>
+          <w:szCs w:val="22"/>
+        </w:rPr>
+        <w:t xml:space="preserve">        END IF;</w:t>
+      </w:r>
+    </w:p>
+    <w:p>
+      <w:pPr>
+        <w:spacing w:after="0" w:line="259" w:lineRule="auto"/>
+        <w:rPr>
+          <w:sz w:val="22"/>
+          <w:szCs w:val="22"/>
+        </w:rPr>
+      </w:pPr>
+    </w:p>
+    <w:p>
+      <w:pPr>
+        <w:spacing w:after="0" w:line="259" w:lineRule="auto"/>
+        <w:rPr>
+          <w:sz w:val="22"/>
+          <w:szCs w:val="22"/>
+        </w:rPr>
+      </w:pPr>
+      <w:r>
+        <w:rPr>
+          <w:sz w:val="22"/>
+          <w:szCs w:val="22"/>
+        </w:rPr>
+        <w:t xml:space="preserve">        IF v_balance &gt; 10000 THEN</w:t>
+      </w:r>
+    </w:p>
+    <w:p>
+      <w:pPr>
+        <w:spacing w:after="0" w:line="259" w:lineRule="auto"/>
+        <w:rPr>
+          <w:sz w:val="22"/>
+          <w:szCs w:val="22"/>
+        </w:rPr>
+      </w:pPr>
+      <w:r>
+        <w:rPr>
+          <w:sz w:val="22"/>
+          <w:szCs w:val="22"/>
+        </w:rPr>
+        <w:t xml:space="preserve">            UPDATE customers SET is_vip = TRUE WHERE customer_id = v_customer_id;</w:t>
+      </w:r>
+    </w:p>
+    <w:p>
+      <w:pPr>
+        <w:spacing w:after="0" w:line="259" w:lineRule="auto"/>
+        <w:rPr>
+          <w:sz w:val="22"/>
+          <w:szCs w:val="22"/>
+        </w:rPr>
+      </w:pPr>
+      <w:r>
+        <w:rPr>
+          <w:sz w:val="22"/>
+          <w:szCs w:val="22"/>
+        </w:rPr>
+        <w:t xml:space="preserve">        ELSE</w:t>
+      </w:r>
+    </w:p>
+    <w:p>
+      <w:pPr>
+        <w:spacing w:after="0" w:line="259" w:lineRule="auto"/>
+        <w:rPr>
+          <w:sz w:val="22"/>
+          <w:szCs w:val="22"/>
+        </w:rPr>
+      </w:pPr>
+      <w:r>
+        <w:rPr>
+          <w:sz w:val="22"/>
+          <w:szCs w:val="22"/>
+        </w:rPr>
+        <w:t xml:space="preserve">            UPDATE customers SET is_vip = FALSE WHERE customer_id = v_customer_id;</w:t>
+      </w:r>
+    </w:p>
+    <w:p>
+      <w:pPr>
+        <w:spacing w:after="0" w:line="259" w:lineRule="auto"/>
+        <w:rPr>
+          <w:sz w:val="22"/>
+          <w:szCs w:val="22"/>
+        </w:rPr>
+      </w:pPr>
+      <w:r>
+        <w:rPr>
+          <w:sz w:val="22"/>
+          <w:szCs w:val="22"/>
+        </w:rPr>
+        <w:t xml:space="preserve">        END IF;</w:t>
+      </w:r>
+    </w:p>
+    <w:p>
+      <w:pPr>
+        <w:spacing w:after="0" w:line="259" w:lineRule="auto"/>
+        <w:rPr>
+          <w:sz w:val="22"/>
+          <w:szCs w:val="22"/>
+        </w:rPr>
+      </w:pPr>
+      <w:r>
+        <w:rPr>
+          <w:sz w:val="22"/>
+          <w:szCs w:val="22"/>
+        </w:rPr>
+        <w:t xml:space="preserve">    END LOOP;</w:t>
+      </w:r>
+    </w:p>
+    <w:p>
+      <w:pPr>
+        <w:spacing w:after="0" w:line="259" w:lineRule="auto"/>
+        <w:rPr>
+          <w:sz w:val="22"/>
+          <w:szCs w:val="22"/>
+        </w:rPr>
+      </w:pPr>
+    </w:p>
+    <w:p>
+      <w:pPr>
+        <w:spacing w:after="0" w:line="259" w:lineRule="auto"/>
+        <w:rPr>
+          <w:sz w:val="22"/>
+          <w:szCs w:val="22"/>
+        </w:rPr>
+      </w:pPr>
+      <w:r>
+        <w:rPr>
+          <w:sz w:val="22"/>
+          <w:szCs w:val="22"/>
+        </w:rPr>
+        <w:t xml:space="preserve">    CLOSE cust_cursor;</w:t>
+      </w:r>
+    </w:p>
+    <w:p>
+      <w:pPr>
+        <w:spacing w:after="0" w:line="259" w:lineRule="auto"/>
+        <w:rPr>
+          <w:sz w:val="22"/>
+          <w:szCs w:val="22"/>
+        </w:rPr>
+      </w:pPr>
+      <w:r>
+        <w:rPr>
+          <w:sz w:val="22"/>
+          <w:szCs w:val="22"/>
+        </w:rPr>
+        <w:t>END $$</w:t>
+      </w:r>
+    </w:p>
+    <w:p>
+      <w:pPr>
+        <w:spacing w:after="0" w:line="259" w:lineRule="auto"/>
+        <w:rPr>
+          <w:sz w:val="22"/>
+          <w:szCs w:val="22"/>
+        </w:rPr>
+      </w:pPr>
+    </w:p>
+    <w:p>
+      <w:pPr>
+        <w:spacing w:after="0" w:line="259" w:lineRule="auto"/>
+        <w:rPr>
+          <w:sz w:val="22"/>
+          <w:szCs w:val="22"/>
+        </w:rPr>
+      </w:pPr>
+      <w:r>
+        <w:rPr>
+          <w:sz w:val="22"/>
+          <w:szCs w:val="22"/>
+        </w:rPr>
+        <w:t>DELIMITER ;</w:t>
+      </w:r>
+    </w:p>
+    <w:p>
+      <w:pPr>
+        <w:spacing w:after="0" w:line="259" w:lineRule="auto"/>
+        <w:rPr>
+          <w:sz w:val="22"/>
+          <w:szCs w:val="22"/>
+        </w:rPr>
+      </w:pPr>
+    </w:p>
+    <w:p>
+      <w:pPr>
+        <w:spacing w:after="0" w:line="259" w:lineRule="auto"/>
+        <w:rPr>
+          <w:sz w:val="22"/>
+          <w:szCs w:val="22"/>
+        </w:rPr>
+      </w:pPr>
+      <w:r>
+        <w:rPr>
+          <w:sz w:val="22"/>
+          <w:szCs w:val="22"/>
+        </w:rPr>
+        <w:t>CALL update_vip_status();</w:t>
+      </w:r>
+    </w:p>
+    <w:p>
+      <w:pPr>
+        <w:spacing w:after="0" w:line="259" w:lineRule="auto"/>
+        <w:rPr>
+          <w:sz w:val="22"/>
+          <w:szCs w:val="22"/>
+        </w:rPr>
+      </w:pPr>
+      <w:r>
+        <w:rPr>
+          <w:sz w:val="22"/>
+          <w:szCs w:val="22"/>
+        </w:rPr>
+        <w:t>SELECT name, balance, is_vip FROM customers;</w:t>
+      </w:r>
+    </w:p>
+    <w:p>
+      <w:pPr>
+        <w:spacing w:after="0" w:line="259" w:lineRule="auto"/>
+        <w:rPr>
+          <w:sz w:val="22"/>
+          <w:szCs w:val="22"/>
+        </w:rPr>
+      </w:pPr>
+    </w:p>
+    <w:p>
+      <w:pPr>
+        <w:spacing w:after="0" w:line="259" w:lineRule="auto"/>
+        <w:rPr>
+          <w:sz w:val="22"/>
+          <w:szCs w:val="22"/>
+        </w:rPr>
+      </w:pPr>
+      <w:r>
+        <w:rPr>
+          <w:sz w:val="22"/>
+          <w:szCs w:val="22"/>
+        </w:rPr>
+        <w:drawing>
+          <wp:inline distT="0" distB="0" distL="0" distR="0" wp14:anchorId="54FA559A" wp14:editId="22B2E26B">
+            <wp:extent cx="2453853" cy="1242168"/>
+            <wp:effectExtent l="0" t="0" r="3810" b="0"/>
+            <wp:docPr id="1640375342" name="Picture 1"/>
+            <wp:cNvGraphicFramePr>
+              <a:graphicFrameLocks xmlns:a="http://schemas.openxmlformats.org/drawingml/2006/main" noChangeAspect="1"/>
+            </wp:cNvGraphicFramePr>
+            <a:graphic xmlns:a="http://schemas.openxmlformats.org/drawingml/2006/main">
+              <a:graphicData uri="http://schemas.openxmlformats.org/drawingml/2006/picture">
+                <pic:pic xmlns:pic="http://schemas.openxmlformats.org/drawingml/2006/picture">
+                  <pic:nvPicPr>
+                    <pic:cNvPr id="1640375342" name=""/>
+                    <pic:cNvPicPr/>
+                  </pic:nvPicPr>
+                  <pic:blipFill>
+                    <a:blip r:embed="rId6"/>
+                    <a:stretch>
+                      <a:fillRect/>
+                    </a:stretch>
+                  </pic:blipFill>
+                  <pic:spPr>
+                    <a:xfrm>
+                      <a:off x="0" y="0"/>
+                      <a:ext cx="2453853" cy="1242168"/>
+                    </a:xfrm>
+                    <a:prstGeom prst="rect">
+                      <a:avLst/>
+                    </a:prstGeom>
+                  </pic:spPr>
+                </pic:pic>
+              </a:graphicData>
+            </a:graphic>
+          </wp:inline>
+        </w:drawing>
+      </w:r>
+    </w:p>
+    <w:p>
+      <w:pPr>
+        <w:spacing w:after="0"/>
+        <w:ind w:left="720"/>
+        <w:rPr>
+          <w:sz w:val="22"/>
+          <w:szCs w:val="22"/>
+        </w:rPr>
+      </w:pPr>
+      <w:r>
+        <w:rPr>
+          <w:b/>
+          <w:bCs/>
+          <w:sz w:val="22"/>
+          <w:szCs w:val="22"/>
+        </w:rPr>
+        <w:t>Scenario 3:</w:t>
+      </w:r>
+      <w:r>
+        <w:rPr>
+          <w:sz w:val="22"/>
+          <w:szCs w:val="22"/>
+        </w:rPr>
+        <w:t xml:space="preserve"> The bank wants to send reminders to customers whose loans are due within the next 30 days.</w:t>
+      </w:r>
+    </w:p>
+    <w:p>
+      <w:pPr>
+        <w:numPr>
+          <w:ilvl w:val="1"/>
+          <w:numId w:val="2"/>
+        </w:numPr>
+        <w:spacing w:after="0" w:line="259" w:lineRule="auto"/>
+        <w:rPr>
+          <w:sz w:val="22"/>
+          <w:szCs w:val="22"/>
+        </w:rPr>
+      </w:pPr>
+      <w:r>
+        <w:rPr>
+          <w:b/>
+          <w:bCs/>
+          <w:sz w:val="22"/>
+          <w:szCs w:val="22"/>
+        </w:rPr>
+        <w:t>Question:</w:t>
+      </w:r>
+      <w:r>
+        <w:rPr>
+          <w:sz w:val="22"/>
+          <w:szCs w:val="22"/>
+        </w:rPr>
+        <w:t xml:space="preserve"> Write a PL/SQL block that fetches all loans due in the next 30 days and prints a reminder message for each customer.</w:t>
+      </w:r>
+    </w:p>
+    <w:p>
+      <w:pPr>
+        <w:spacing w:after="0" w:line="259" w:lineRule="auto"/>
+        <w:rPr>
+          <w:sz w:val="22"/>
+          <w:szCs w:val="22"/>
+        </w:rPr>
+      </w:pPr>
+    </w:p>
+    <w:p>
+      <w:pPr>
+        <w:rPr>
+          <w:sz w:val="22"/>
+          <w:szCs w:val="22"/>
+        </w:rPr>
+      </w:pPr>
+      <w:r>
+        <w:rPr>
+          <w:sz w:val="22"/>
+          <w:szCs w:val="22"/>
+        </w:rPr>
+        <w:t>CREATE TABLE reminder_log (</w:t>
+      </w:r>
+    </w:p>
+    <w:p>
+      <w:pPr>
+        <w:rPr>
+          <w:sz w:val="22"/>
+          <w:szCs w:val="22"/>
+        </w:rPr>
+      </w:pPr>
+      <w:r>
+        <w:rPr>
+          <w:sz w:val="22"/>
+          <w:szCs w:val="22"/>
+        </w:rPr>
+        <w:t xml:space="preserve">    id INT PRIMARY KEY AUTO_INCREMENT,</w:t>
+      </w:r>
+    </w:p>
+    <w:p>
+      <w:pPr>
+        <w:rPr>
+          <w:sz w:val="22"/>
+          <w:szCs w:val="22"/>
+        </w:rPr>
+      </w:pPr>
+      <w:r>
+        <w:rPr>
+          <w:sz w:val="22"/>
+          <w:szCs w:val="22"/>
+        </w:rPr>
+        <w:t xml:space="preserve">    message VARCHAR(255)</w:t>
+      </w:r>
+    </w:p>
+    <w:p>
+      <w:pPr>
+        <w:rPr>
+          <w:sz w:val="22"/>
+          <w:szCs w:val="22"/>
+        </w:rPr>
+      </w:pPr>
+      <w:r>
+        <w:rPr>
+          <w:sz w:val="22"/>
+          <w:szCs w:val="22"/>
+        </w:rPr>
+        <w:t>);</w:t>
+      </w:r>
+    </w:p>
+    <w:p>
+      <w:pPr>
+        <w:rPr>
+          <w:sz w:val="22"/>
+          <w:szCs w:val="22"/>
+        </w:rPr>
+      </w:pPr>
+    </w:p>
+    <w:p>
+      <w:pPr>
+        <w:rPr>
+          <w:sz w:val="22"/>
+          <w:szCs w:val="22"/>
+        </w:rPr>
+      </w:pPr>
+      <w:r>
+        <w:rPr>
+          <w:sz w:val="22"/>
+          <w:szCs w:val="22"/>
+        </w:rPr>
+        <w:t>DELIMITER $$</w:t>
+      </w:r>
+    </w:p>
+    <w:p>
+      <w:pPr>
+        <w:rPr>
+          <w:sz w:val="22"/>
+          <w:szCs w:val="22"/>
+        </w:rPr>
+      </w:pPr>
+    </w:p>
+    <w:p>
+      <w:pPr>
+        <w:rPr>
+          <w:sz w:val="22"/>
+          <w:szCs w:val="22"/>
+        </w:rPr>
+      </w:pPr>
+      <w:r>
+        <w:rPr>
+          <w:sz w:val="22"/>
+          <w:szCs w:val="22"/>
+        </w:rPr>
+        <w:t>CREATE PROCEDURE send_loan_reminders()</w:t>
+      </w:r>
+    </w:p>
+    <w:p>
+      <w:pPr>
+        <w:rPr>
+          <w:sz w:val="22"/>
+          <w:szCs w:val="22"/>
+        </w:rPr>
+      </w:pPr>
+      <w:r>
+        <w:rPr>
+          <w:sz w:val="22"/>
+          <w:szCs w:val="22"/>
+        </w:rPr>
+        <w:t>BEGIN</w:t>
+      </w:r>
+    </w:p>
+    <w:p>
+      <w:pPr>
+        <w:rPr>
+          <w:sz w:val="22"/>
+          <w:szCs w:val="22"/>
+        </w:rPr>
+      </w:pPr>
+      <w:r>
+        <w:rPr>
+          <w:sz w:val="22"/>
+          <w:szCs w:val="22"/>
+        </w:rPr>
+        <w:t xml:space="preserve">    DECLARE done INT DEFAULT FALSE;</w:t>
+      </w:r>
+    </w:p>
+    <w:p>
+      <w:pPr>
+        <w:rPr>
+          <w:sz w:val="22"/>
+          <w:szCs w:val="22"/>
+        </w:rPr>
+      </w:pPr>
+      <w:r>
+        <w:rPr>
+          <w:sz w:val="22"/>
+          <w:szCs w:val="22"/>
+        </w:rPr>
+        <w:t xml:space="preserve">    DECLARE v_name VARCHAR(100);</w:t>
+      </w:r>
+    </w:p>
+    <w:p>
+      <w:pPr>
+        <w:rPr>
+          <w:sz w:val="22"/>
+          <w:szCs w:val="22"/>
+        </w:rPr>
+      </w:pPr>
+      <w:r>
+        <w:rPr>
+          <w:sz w:val="22"/>
+          <w:szCs w:val="22"/>
+        </w:rPr>
+        <w:t xml:space="preserve">    DECLARE v_due_date DATE;</w:t>
+      </w:r>
+    </w:p>
+    <w:p>
+      <w:pPr>
+        <w:rPr>
+          <w:sz w:val="22"/>
+          <w:szCs w:val="22"/>
+        </w:rPr>
+      </w:pPr>
+    </w:p>
+    <w:p>
+      <w:pPr>
+        <w:rPr>
+          <w:sz w:val="22"/>
+          <w:szCs w:val="22"/>
+        </w:rPr>
+      </w:pPr>
+      <w:r>
+        <w:rPr>
+          <w:sz w:val="22"/>
+          <w:szCs w:val="22"/>
+        </w:rPr>
+        <w:t xml:space="preserve">    DECLARE loan_cursor CURSOR FOR</w:t>
+      </w:r>
+    </w:p>
+    <w:p>
+      <w:pPr>
+        <w:rPr>
+          <w:sz w:val="22"/>
+          <w:szCs w:val="22"/>
+        </w:rPr>
+      </w:pPr>
+      <w:r>
+        <w:rPr>
+          <w:sz w:val="22"/>
+          <w:szCs w:val="22"/>
+        </w:rPr>
+        <w:t xml:space="preserve">        SELECT c.name, l.due_date</w:t>
+      </w:r>
+    </w:p>
+    <w:p>
+      <w:pPr>
+        <w:rPr>
+          <w:sz w:val="22"/>
+          <w:szCs w:val="22"/>
+        </w:rPr>
+      </w:pPr>
+      <w:r>
+        <w:rPr>
+          <w:sz w:val="22"/>
+          <w:szCs w:val="22"/>
+        </w:rPr>
+        <w:t xml:space="preserve">        FROM loans l</w:t>
+      </w:r>
+    </w:p>
+    <w:p>
+      <w:pPr>
+        <w:rPr>
+          <w:sz w:val="22"/>
+          <w:szCs w:val="22"/>
+        </w:rPr>
+      </w:pPr>
+      <w:r>
+        <w:rPr>
+          <w:sz w:val="22"/>
+          <w:szCs w:val="22"/>
+        </w:rPr>
+        <w:t xml:space="preserve">        JOIN customers c ON c.customer_id = l.customer_id</w:t>
+      </w:r>
+    </w:p>
+    <w:p>
+      <w:pPr>
+        <w:rPr>
+          <w:sz w:val="22"/>
+          <w:szCs w:val="22"/>
+        </w:rPr>
+      </w:pPr>
+      <w:r>
+        <w:rPr>
+          <w:sz w:val="22"/>
+          <w:szCs w:val="22"/>
+        </w:rPr>
+        <w:t xml:space="preserve">        WHERE l.due_date BETWEEN CURDATE() AND CURDATE() + INTERVAL 30 DAY;</w:t>
+      </w:r>
+    </w:p>
+    <w:p>
+      <w:pPr>
+        <w:rPr>
+          <w:sz w:val="22"/>
+          <w:szCs w:val="22"/>
+        </w:rPr>
+      </w:pPr>
+      <w:r>
+        <w:rPr>
+          <w:sz w:val="22"/>
+          <w:szCs w:val="22"/>
+        </w:rPr>
+        <w:t xml:space="preserve">    DECLARE CONTINUE HANDLER FOR NOT FOUND SET done = TRUE;</w:t>
+      </w:r>
+    </w:p>
+    <w:p>
+      <w:pPr>
+        <w:rPr>
+          <w:sz w:val="22"/>
+          <w:szCs w:val="22"/>
+        </w:rPr>
+      </w:pPr>
+    </w:p>
+    <w:p>
+      <w:pPr>
+        <w:rPr>
+          <w:sz w:val="22"/>
+          <w:szCs w:val="22"/>
+        </w:rPr>
+      </w:pPr>
+      <w:r>
+        <w:rPr>
+          <w:sz w:val="22"/>
+          <w:szCs w:val="22"/>
+        </w:rPr>
+        <w:t xml:space="preserve">    OPEN loan_cursor;</w:t>
+      </w:r>
+    </w:p>
+    <w:p>
+      <w:pPr>
+        <w:rPr>
+          <w:sz w:val="22"/>
+          <w:szCs w:val="22"/>
+        </w:rPr>
+      </w:pPr>
+    </w:p>
+    <w:p>
+      <w:pPr>
+        <w:rPr>
+          <w:sz w:val="22"/>
+          <w:szCs w:val="22"/>
+        </w:rPr>
+      </w:pPr>
+      <w:r>
+        <w:rPr>
+          <w:sz w:val="22"/>
+          <w:szCs w:val="22"/>
+        </w:rPr>
+        <w:t xml:space="preserve">    reminder_loop: LOOP</w:t>
+      </w:r>
+    </w:p>
+    <w:p>
+      <w:pPr>
+        <w:rPr>
+          <w:sz w:val="22"/>
+          <w:szCs w:val="22"/>
+        </w:rPr>
+      </w:pPr>
+      <w:r>
+        <w:rPr>
+          <w:sz w:val="22"/>
+          <w:szCs w:val="22"/>
+        </w:rPr>
+        <w:t xml:space="preserve">        FETCH loan_cursor INTO v_name, v_due_date;</w:t>
+      </w:r>
+    </w:p>
+    <w:p>
+      <w:pPr>
+        <w:rPr>
+          <w:sz w:val="22"/>
+          <w:szCs w:val="22"/>
+        </w:rPr>
+      </w:pPr>
+      <w:r>
+        <w:rPr>
+          <w:sz w:val="22"/>
+          <w:szCs w:val="22"/>
+        </w:rPr>
+        <w:t xml:space="preserve">        IF done THEN</w:t>
+      </w:r>
+    </w:p>
+    <w:p>
+      <w:pPr>
+        <w:rPr>
+          <w:sz w:val="22"/>
+          <w:szCs w:val="22"/>
+        </w:rPr>
+      </w:pPr>
+      <w:r>
+        <w:rPr>
+          <w:sz w:val="22"/>
+          <w:szCs w:val="22"/>
+        </w:rPr>
+        <w:t xml:space="preserve">            LEAVE reminder_loop;</w:t>
+      </w:r>
+    </w:p>
+    <w:p>
+      <w:pPr>
+        <w:rPr>
+          <w:sz w:val="22"/>
+          <w:szCs w:val="22"/>
+        </w:rPr>
+      </w:pPr>
+      <w:r>
+        <w:rPr>
+          <w:sz w:val="22"/>
+          <w:szCs w:val="22"/>
+        </w:rPr>
+        <w:t xml:space="preserve">        END IF;</w:t>
+      </w:r>
+    </w:p>
+    <w:p>
+      <w:pPr>
+        <w:rPr>
+          <w:sz w:val="22"/>
+          <w:szCs w:val="22"/>
+        </w:rPr>
+      </w:pPr>
+    </w:p>
+    <w:p>
+      <w:pPr>
+        <w:rPr>
+          <w:sz w:val="22"/>
+          <w:szCs w:val="22"/>
+        </w:rPr>
+      </w:pPr>
+      <w:r>
+        <w:rPr>
+          <w:sz w:val="22"/>
+          <w:szCs w:val="22"/>
+        </w:rPr>
+        <w:t xml:space="preserve">        INSERT INTO reminder_log (message)</w:t>
+      </w:r>
+    </w:p>
+    <w:p>
+      <w:pPr>
+        <w:rPr>
+          <w:sz w:val="22"/>
+          <w:szCs w:val="22"/>
+        </w:rPr>
+      </w:pPr>
+      <w:r>
+        <w:rPr>
+          <w:sz w:val="22"/>
+          <w:szCs w:val="22"/>
+        </w:rPr>
+        <w:t xml:space="preserve">        VALUES (CONCAT('Reminder: Dear ', v_name, ', your loan is due on ', v_due_date, '.'));</w:t>
+      </w:r>
+    </w:p>
+    <w:p>
+      <w:pPr>
+        <w:rPr>
+          <w:sz w:val="22"/>
+          <w:szCs w:val="22"/>
+        </w:rPr>
+      </w:pPr>
+      <w:r>
+        <w:rPr>
+          <w:sz w:val="22"/>
+          <w:szCs w:val="22"/>
+        </w:rPr>
+        <w:t xml:space="preserve">    END LOOP;</w:t>
+      </w:r>
+    </w:p>
+    <w:p>
+      <w:pPr>
+        <w:rPr>
+          <w:sz w:val="22"/>
+          <w:szCs w:val="22"/>
+        </w:rPr>
+      </w:pPr>
+    </w:p>
+    <w:p>
+      <w:pPr>
+        <w:rPr>
+          <w:sz w:val="22"/>
+          <w:szCs w:val="22"/>
+        </w:rPr>
+      </w:pPr>
+      <w:r>
+        <w:rPr>
+          <w:sz w:val="22"/>
+          <w:szCs w:val="22"/>
+        </w:rPr>
+        <w:t xml:space="preserve">    CLOSE loan_cursor;</w:t>
+      </w:r>
+    </w:p>
+    <w:p>
+      <w:pPr>
+        <w:rPr>
+          <w:sz w:val="22"/>
+          <w:szCs w:val="22"/>
+        </w:rPr>
+      </w:pPr>
+      <w:r>
+        <w:rPr>
+          <w:sz w:val="22"/>
+          <w:szCs w:val="22"/>
+        </w:rPr>
+        <w:t>END $$</w:t>
+      </w:r>
+    </w:p>
+    <w:p>
+      <w:pPr>
+        <w:rPr>
+          <w:sz w:val="22"/>
+          <w:szCs w:val="22"/>
+        </w:rPr>
+      </w:pPr>
+    </w:p>
+    <w:p>
+      <w:pPr>
+        <w:rPr>
+          <w:sz w:val="22"/>
+          <w:szCs w:val="22"/>
+        </w:rPr>
+      </w:pPr>
+      <w:r>
+        <w:rPr>
+          <w:sz w:val="22"/>
+          <w:szCs w:val="22"/>
+        </w:rPr>
+        <w:t>DELIMITER ;</w:t>
+      </w:r>
+    </w:p>
+    <w:p>
+      <w:pPr>
+        <w:rPr>
+          <w:sz w:val="22"/>
+          <w:szCs w:val="22"/>
+        </w:rPr>
+      </w:pPr>
+      <w:r>
+        <w:rPr>
+          <w:sz w:val="22"/>
+          <w:szCs w:val="22"/>
+        </w:rPr>
+        <w:t>CALL send_loan_reminders();</w:t>
+      </w:r>
+    </w:p>
+    <w:p>
+      <w:pPr>
+        <w:rPr>
+          <w:sz w:val="22"/>
+          <w:szCs w:val="22"/>
+        </w:rPr>
+      </w:pPr>
+      <w:r>
+        <w:rPr>
+          <w:sz w:val="22"/>
+          <w:szCs w:val="22"/>
+        </w:rPr>
+        <w:t>SELECT * FROM reminder_log;</w:t>
+      </w:r>
+    </w:p>
+    <w:p>
+      <w:pPr>
+        <w:rPr>
+          <w:sz w:val="22"/>
+          <w:szCs w:val="22"/>
+        </w:rPr>
+      </w:pPr>
+      <w:r>
+        <w:rPr>
+          <w:sz w:val="22"/>
+          <w:szCs w:val="22"/>
+        </w:rPr>
+        <w:drawing>
+          <wp:inline distT="0" distB="0" distL="0" distR="0" wp14:anchorId="5D4E8FB8" wp14:editId="5429BAA9">
+            <wp:extent cx="5731510" cy="1450975"/>
+            <wp:effectExtent l="0" t="0" r="2540" b="0"/>
+            <wp:docPr id="401777920" name="Picture 1"/>
+            <wp:cNvGraphicFramePr>
+              <a:graphicFrameLocks xmlns:a="http://schemas.openxmlformats.org/drawingml/2006/main" noChangeAspect="1"/>
+            </wp:cNvGraphicFramePr>
+            <a:graphic xmlns:a="http://schemas.openxmlformats.org/drawingml/2006/main">
+              <a:graphicData uri="http://schemas.openxmlformats.org/drawingml/2006/picture">
+                <pic:pic xmlns:pic="http://schemas.openxmlformats.org/drawingml/2006/picture">
+                  <pic:nvPicPr>
+                    <pic:cNvPr id="401777920" name=""/>
+                    <pic:cNvPicPr/>
+                  </pic:nvPicPr>
+                  <pic:blipFill>
+                    <a:blip r:embed="rId7"/>
+                    <a:stretch>
+                      <a:fillRect/>
+                    </a:stretch>
+                  </pic:blipFill>
+                  <pic:spPr>
+                    <a:xfrm>
+                      <a:off x="0" y="0"/>
+                      <a:ext cx="5731510" cy="1450975"/>
+                    </a:xfrm>
+                    <a:prstGeom prst="rect">
+                      <a:avLst/>
+                    </a:prstGeom>
+                  </pic:spPr>
+                </pic:pic>
+              </a:graphicData>
+            </a:graphic>
+          </wp:inline>
+        </w:drawing>
+      </w:r>
+    </w:p>
+    <w:p>
+      <w:pPr>
+        <w:rPr>
+          <w:sz w:val="22"/>
+          <w:szCs w:val="22"/>
+        </w:rPr>
+      </w:pPr>
+    </w:p>
+    <w:p>
+      <w:pPr>
+        <w:spacing w:after="0"/>
+        <w:rPr>
+          <w:b/>
+          <w:bCs/>
+          <w:sz w:val="28"/>
+          <w:szCs w:val="28"/>
+        </w:rPr>
+      </w:pPr>
+      <w:r>
+        <w:rPr>
+          <w:b/>
+          <w:bCs/>
+          <w:sz w:val="28"/>
+          <w:szCs w:val="28"/>
+        </w:rPr>
+        <w:t>Exercise 3: Stored Procedures</w:t>
+      </w:r>
+    </w:p>
+    <w:p>
+      <w:pPr>
+        <w:spacing w:after="0"/>
+        <w:rPr>
+          <w:b/>
+          <w:bCs/>
+          <w:sz w:val="22"/>
+          <w:szCs w:val="22"/>
+        </w:rPr>
+      </w:pPr>
+    </w:p>
+    <w:p>
+      <w:pPr>
+        <w:spacing w:after="0"/>
+        <w:ind w:left="720"/>
+        <w:rPr>
+          <w:sz w:val="22"/>
+          <w:szCs w:val="22"/>
+        </w:rPr>
+      </w:pPr>
+      <w:r>
+        <w:rPr>
+          <w:b/>
+          <w:bCs/>
+          <w:sz w:val="22"/>
+          <w:szCs w:val="22"/>
+        </w:rPr>
+        <w:t>Scenario 1:</w:t>
+      </w:r>
+      <w:r>
+        <w:rPr>
+          <w:sz w:val="22"/>
+          <w:szCs w:val="22"/>
+        </w:rPr>
+        <w:t xml:space="preserve"> The bank needs to process monthly interest for all savings accounts.</w:t>
+      </w:r>
+    </w:p>
+    <w:p>
+      <w:pPr>
+        <w:numPr>
+          <w:ilvl w:val="1"/>
+          <w:numId w:val="3"/>
+        </w:numPr>
+        <w:spacing w:after="0" w:line="259" w:lineRule="auto"/>
+        <w:rPr>
+          <w:sz w:val="22"/>
+          <w:szCs w:val="22"/>
+        </w:rPr>
+      </w:pPr>
+      <w:r>
+        <w:rPr>
+          <w:b/>
+          <w:bCs/>
+          <w:sz w:val="22"/>
+          <w:szCs w:val="22"/>
+        </w:rPr>
+        <w:t>Question:</w:t>
+      </w:r>
+      <w:r>
+        <w:rPr>
+          <w:sz w:val="22"/>
+          <w:szCs w:val="22"/>
+        </w:rPr>
+        <w:t xml:space="preserve"> Write a stored procedure </w:t>
+      </w:r>
+      <w:r>
+        <w:rPr>
+          <w:b/>
+          <w:bCs/>
+          <w:sz w:val="22"/>
+          <w:szCs w:val="22"/>
+        </w:rPr>
+        <w:t>ProcessMonthlyInterest</w:t>
+      </w:r>
+      <w:r>
+        <w:rPr>
+          <w:sz w:val="22"/>
+          <w:szCs w:val="22"/>
+        </w:rPr>
+        <w:t xml:space="preserve"> that calculates and updates the balance of all savings accounts by applying an interest rate of 1% to the current balance.</w:t>
+      </w:r>
+    </w:p>
+    <w:p>
+      <w:pPr>
+        <w:spacing w:after="0" w:line="259" w:lineRule="auto"/>
+        <w:rPr>
+          <w:sz w:val="22"/>
+          <w:szCs w:val="22"/>
+        </w:rPr>
+      </w:pPr>
+      <w:r>
+        <w:rPr>
+          <w:sz w:val="22"/>
+          <w:szCs w:val="22"/>
+        </w:rPr>
+        <w:t>CREATE TABLE savings_accounts (</w:t>
+      </w:r>
+    </w:p>
+    <w:p>
+      <w:pPr>
+        <w:spacing w:after="0" w:line="259" w:lineRule="auto"/>
+        <w:rPr>
+          <w:sz w:val="22"/>
+          <w:szCs w:val="22"/>
+        </w:rPr>
+      </w:pPr>
+      <w:r>
+        <w:rPr>
+          <w:sz w:val="22"/>
+          <w:szCs w:val="22"/>
+        </w:rPr>
+        <w:t xml:space="preserve">    account_id INT PRIMARY KEY AUTO_INCREMENT,</w:t>
+      </w:r>
+    </w:p>
+    <w:p>
+      <w:pPr>
+        <w:spacing w:after="0" w:line="259" w:lineRule="auto"/>
+        <w:rPr>
+          <w:sz w:val="22"/>
+          <w:szCs w:val="22"/>
+        </w:rPr>
+      </w:pPr>
+      <w:r>
+        <w:rPr>
+          <w:sz w:val="22"/>
+          <w:szCs w:val="22"/>
+        </w:rPr>
+        <w:t xml:space="preserve">    customer_name VARCHAR(100) NOT NULL,</w:t>
+      </w:r>
+    </w:p>
+    <w:p>
+      <w:pPr>
+        <w:spacing w:after="0" w:line="259" w:lineRule="auto"/>
+        <w:rPr>
+          <w:sz w:val="22"/>
+          <w:szCs w:val="22"/>
+        </w:rPr>
+      </w:pPr>
+      <w:r>
+        <w:rPr>
+          <w:sz w:val="22"/>
+          <w:szCs w:val="22"/>
+        </w:rPr>
+        <w:t xml:space="preserve">    balance DECIMAL(12,2) NOT NULL</w:t>
+      </w:r>
+    </w:p>
+    <w:p>
+      <w:pPr>
+        <w:spacing w:after="0" w:line="259" w:lineRule="auto"/>
+        <w:rPr>
+          <w:sz w:val="22"/>
+          <w:szCs w:val="22"/>
+        </w:rPr>
+      </w:pPr>
+      <w:r>
+        <w:rPr>
+          <w:sz w:val="22"/>
+          <w:szCs w:val="22"/>
+        </w:rPr>
+        <w:t>);</w:t>
+      </w:r>
+    </w:p>
+    <w:p>
+      <w:pPr>
+        <w:spacing w:after="0" w:line="259" w:lineRule="auto"/>
+        <w:rPr>
+          <w:sz w:val="22"/>
+          <w:szCs w:val="22"/>
+        </w:rPr>
+      </w:pPr>
+    </w:p>
+    <w:p>
+      <w:pPr>
+        <w:spacing w:after="0" w:line="259" w:lineRule="auto"/>
+        <w:rPr>
+          <w:sz w:val="22"/>
+          <w:szCs w:val="22"/>
+        </w:rPr>
+      </w:pPr>
+      <w:r>
+        <w:rPr>
+          <w:sz w:val="22"/>
+          <w:szCs w:val="22"/>
+        </w:rPr>
+        <w:t>INSERT INTO savings_accounts (customer_name, balance) VALUES</w:t>
+      </w:r>
+    </w:p>
+    <w:p>
+      <w:pPr>
+        <w:spacing w:after="0" w:line="259" w:lineRule="auto"/>
+        <w:rPr>
+          <w:sz w:val="22"/>
+          <w:szCs w:val="22"/>
+        </w:rPr>
+      </w:pPr>
+      <w:r>
+        <w:rPr>
+          <w:sz w:val="22"/>
+          <w:szCs w:val="22"/>
+        </w:rPr>
+        <w:t>('Rajesh Kumar', 50000.00),</w:t>
+      </w:r>
+    </w:p>
+    <w:p>
+      <w:pPr>
+        <w:spacing w:after="0" w:line="259" w:lineRule="auto"/>
+        <w:rPr>
+          <w:sz w:val="22"/>
+          <w:szCs w:val="22"/>
+        </w:rPr>
+      </w:pPr>
+      <w:r>
+        <w:rPr>
+          <w:sz w:val="22"/>
+          <w:szCs w:val="22"/>
+        </w:rPr>
+        <w:t>('Priya Sharma', 75000.00),</w:t>
+      </w:r>
+    </w:p>
+    <w:p>
+      <w:pPr>
+        <w:spacing w:after="0" w:line="259" w:lineRule="auto"/>
+        <w:rPr>
+          <w:sz w:val="22"/>
+          <w:szCs w:val="22"/>
+        </w:rPr>
+      </w:pPr>
+      <w:r>
+        <w:rPr>
+          <w:sz w:val="22"/>
+          <w:szCs w:val="22"/>
+        </w:rPr>
+        <w:t>('Anil Verma', 30000.00);</w:t>
+      </w:r>
+    </w:p>
+    <w:p>
+      <w:pPr>
+        <w:spacing w:after="0" w:line="259" w:lineRule="auto"/>
+        <w:rPr>
+          <w:sz w:val="22"/>
+          <w:szCs w:val="22"/>
+        </w:rPr>
+      </w:pPr>
+    </w:p>
+    <w:p>
+      <w:pPr>
+        <w:spacing w:after="0" w:line="259" w:lineRule="auto"/>
+        <w:rPr>
+          <w:sz w:val="22"/>
+          <w:szCs w:val="22"/>
+        </w:rPr>
+      </w:pPr>
+      <w:r>
+        <w:rPr>
+          <w:sz w:val="22"/>
+          <w:szCs w:val="22"/>
+        </w:rPr>
+        <w:t>DELIMITER $$</w:t>
+      </w:r>
+    </w:p>
+    <w:p>
+      <w:pPr>
+        <w:spacing w:after="0" w:line="259" w:lineRule="auto"/>
+        <w:rPr>
+          <w:sz w:val="22"/>
+          <w:szCs w:val="22"/>
+        </w:rPr>
+      </w:pPr>
+      <w:r>
+        <w:rPr>
+          <w:sz w:val="22"/>
+          <w:szCs w:val="22"/>
+        </w:rPr>
+        <w:t>SET SQL_SAFE_UPDATES = 0;</w:t>
+      </w:r>
+    </w:p>
+    <w:p>
+      <w:pPr>
+        <w:spacing w:after="0" w:line="259" w:lineRule="auto"/>
+        <w:rPr>
+          <w:sz w:val="22"/>
+          <w:szCs w:val="22"/>
+        </w:rPr>
+      </w:pPr>
+      <w:r>
+        <w:rPr>
+          <w:sz w:val="22"/>
+          <w:szCs w:val="22"/>
+        </w:rPr>
+        <w:t>CREATE PROCEDURE ProcessMonthlyInterest1()</w:t>
+      </w:r>
+    </w:p>
+    <w:p>
+      <w:pPr>
+        <w:spacing w:after="0" w:line="259" w:lineRule="auto"/>
+        <w:rPr>
+          <w:sz w:val="22"/>
+          <w:szCs w:val="22"/>
+        </w:rPr>
+      </w:pPr>
+      <w:r>
+        <w:rPr>
+          <w:sz w:val="22"/>
+          <w:szCs w:val="22"/>
+        </w:rPr>
+        <w:t>BEGIN</w:t>
+      </w:r>
+    </w:p>
+    <w:p>
+      <w:pPr>
+        <w:spacing w:after="0" w:line="259" w:lineRule="auto"/>
+        <w:rPr>
+          <w:sz w:val="22"/>
+          <w:szCs w:val="22"/>
+        </w:rPr>
+      </w:pPr>
+      <w:r>
+        <w:rPr>
+          <w:sz w:val="22"/>
+          <w:szCs w:val="22"/>
+        </w:rPr>
+        <w:t xml:space="preserve">    UPDATE savings_accounts</w:t>
+      </w:r>
+    </w:p>
+    <w:p>
+      <w:pPr>
+        <w:spacing w:after="0" w:line="259" w:lineRule="auto"/>
+        <w:rPr>
+          <w:sz w:val="22"/>
+          <w:szCs w:val="22"/>
+        </w:rPr>
+      </w:pPr>
+      <w:r>
+        <w:rPr>
+          <w:sz w:val="22"/>
+          <w:szCs w:val="22"/>
+        </w:rPr>
+        <w:t xml:space="preserve">    SET balance = balance + (balance * 0.01);</w:t>
+      </w:r>
+    </w:p>
+    <w:p>
+      <w:pPr>
+        <w:spacing w:after="0" w:line="259" w:lineRule="auto"/>
+        <w:rPr>
+          <w:sz w:val="22"/>
+          <w:szCs w:val="22"/>
+        </w:rPr>
+      </w:pPr>
+      <w:r>
+        <w:rPr>
+          <w:sz w:val="22"/>
+          <w:szCs w:val="22"/>
+        </w:rPr>
+        <w:t>END $$</w:t>
+      </w:r>
+    </w:p>
+    <w:p>
+      <w:pPr>
+        <w:spacing w:after="0" w:line="259" w:lineRule="auto"/>
+        <w:rPr>
+          <w:sz w:val="22"/>
+          <w:szCs w:val="22"/>
+        </w:rPr>
+      </w:pPr>
+    </w:p>
+    <w:p>
+      <w:pPr>
+        <w:spacing w:after="0" w:line="259" w:lineRule="auto"/>
+        <w:rPr>
+          <w:sz w:val="22"/>
+          <w:szCs w:val="22"/>
+        </w:rPr>
+      </w:pPr>
+      <w:r>
+        <w:rPr>
+          <w:sz w:val="22"/>
+          <w:szCs w:val="22"/>
+        </w:rPr>
+        <w:t>DELIMITER ;</w:t>
+      </w:r>
+    </w:p>
+    <w:p>
+      <w:pPr>
+        <w:spacing w:after="0" w:line="259" w:lineRule="auto"/>
+        <w:rPr>
+          <w:sz w:val="22"/>
+          <w:szCs w:val="22"/>
+        </w:rPr>
+      </w:pPr>
+    </w:p>
+    <w:p>
+      <w:pPr>
+        <w:spacing w:after="0" w:line="259" w:lineRule="auto"/>
+        <w:rPr>
+          <w:sz w:val="22"/>
+          <w:szCs w:val="22"/>
+        </w:rPr>
+      </w:pPr>
+      <w:r>
+        <w:rPr>
+          <w:sz w:val="22"/>
+          <w:szCs w:val="22"/>
+        </w:rPr>
+        <w:t>CALL ProcessMonthlyInterest1();</w:t>
+      </w:r>
+    </w:p>
+    <w:p>
+      <w:pPr>
+        <w:spacing w:after="0" w:line="259" w:lineRule="auto"/>
+        <w:rPr>
+          <w:sz w:val="22"/>
+          <w:szCs w:val="22"/>
+        </w:rPr>
+      </w:pPr>
+    </w:p>
+    <w:p>
+      <w:pPr>
+        <w:spacing w:after="0" w:line="259" w:lineRule="auto"/>
+        <w:rPr>
+          <w:sz w:val="22"/>
+          <w:szCs w:val="22"/>
+        </w:rPr>
+      </w:pPr>
+      <w:r>
+        <w:rPr>
+          <w:sz w:val="22"/>
+          <w:szCs w:val="22"/>
+        </w:rPr>
+        <w:t>SELECT * FROM savings_accounts;</w:t>
+      </w:r>
+    </w:p>
+    <w:p>
+      <w:pPr>
+        <w:spacing w:after="0" w:line="259" w:lineRule="auto"/>
+        <w:rPr>
+          <w:sz w:val="22"/>
+          <w:szCs w:val="22"/>
+        </w:rPr>
+      </w:pPr>
+      <w:r>
+        <w:rPr>
+          <w:sz w:val="22"/>
+          <w:szCs w:val="22"/>
+        </w:rPr>
+        <w:lastRenderedPageBreak/>
+        <w:drawing>
+          <wp:inline distT="0" distB="0" distL="0" distR="0" wp14:anchorId="100ADB90" wp14:editId="0B95D5D1">
+            <wp:extent cx="2690093" cy="1013548"/>
+            <wp:effectExtent l="0" t="0" r="0" b="0"/>
+            <wp:docPr id="1829791974" name="Picture 1"/>
+            <wp:cNvGraphicFramePr>
+              <a:graphicFrameLocks xmlns:a="http://schemas.openxmlformats.org/drawingml/2006/main" noChangeAspect="1"/>
+            </wp:cNvGraphicFramePr>
+            <a:graphic xmlns:a="http://schemas.openxmlformats.org/drawingml/2006/main">
+              <a:graphicData uri="http://schemas.openxmlformats.org/drawingml/2006/picture">
+                <pic:pic xmlns:pic="http://schemas.openxmlformats.org/drawingml/2006/picture">
+                  <pic:nvPicPr>
+                    <pic:cNvPr id="1829791974" name=""/>
+                    <pic:cNvPicPr/>
+                  </pic:nvPicPr>
+                  <pic:blipFill>
+                    <a:blip r:embed="rId8"/>
+                    <a:stretch>
+                      <a:fillRect/>
+                    </a:stretch>
+                  </pic:blipFill>
+                  <pic:spPr>
+                    <a:xfrm>
+                      <a:off x="0" y="0"/>
+                      <a:ext cx="2690093" cy="1013548"/>
+                    </a:xfrm>
+                    <a:prstGeom prst="rect">
+                      <a:avLst/>
+                    </a:prstGeom>
+                  </pic:spPr>
+                </pic:pic>
+              </a:graphicData>
+            </a:graphic>
+          </wp:inline>
+        </w:drawing>
+      </w:r>
+    </w:p>
+    <w:p>
+      <w:pPr>
+        <w:spacing w:after="0"/>
+        <w:ind w:left="1440"/>
+        <w:rPr>
+          <w:sz w:val="22"/>
+          <w:szCs w:val="22"/>
+        </w:rPr>
+      </w:pPr>
+    </w:p>
+    <w:p>
+      <w:pPr>
+        <w:spacing w:after="0"/>
+        <w:ind w:left="720"/>
+        <w:rPr>
+          <w:sz w:val="22"/>
+          <w:szCs w:val="22"/>
+        </w:rPr>
+      </w:pPr>
+      <w:r>
+        <w:rPr>
+          <w:b/>
+          <w:bCs/>
+          <w:sz w:val="22"/>
+          <w:szCs w:val="22"/>
+        </w:rPr>
+        <w:t>Scenario 2:</w:t>
+      </w:r>
+      <w:r>
+        <w:rPr>
+          <w:sz w:val="22"/>
+          <w:szCs w:val="22"/>
+        </w:rPr>
+        <w:t xml:space="preserve"> The bank wants to implement a bonus scheme for employees based on their performance.</w:t>
+      </w:r>
+    </w:p>
+    <w:p>
+      <w:pPr>
+        <w:numPr>
+          <w:ilvl w:val="1"/>
+          <w:numId w:val="3"/>
+        </w:numPr>
+        <w:spacing w:after="0" w:line="259" w:lineRule="auto"/>
+        <w:rPr>
+          <w:sz w:val="22"/>
+          <w:szCs w:val="22"/>
+        </w:rPr>
+      </w:pPr>
+      <w:r>
+        <w:rPr>
+          <w:b/>
+          <w:bCs/>
+          <w:sz w:val="22"/>
+          <w:szCs w:val="22"/>
+        </w:rPr>
+        <w:t>Question:</w:t>
+      </w:r>
+      <w:r>
+        <w:rPr>
+          <w:sz w:val="22"/>
+          <w:szCs w:val="22"/>
+        </w:rPr>
+        <w:t xml:space="preserve"> Write a stored procedure </w:t>
+      </w:r>
+      <w:r>
+        <w:rPr>
+          <w:b/>
+          <w:bCs/>
+          <w:sz w:val="22"/>
+          <w:szCs w:val="22"/>
+        </w:rPr>
+        <w:t>UpdateEmployeeBonus</w:t>
+      </w:r>
+      <w:r>
+        <w:rPr>
+          <w:sz w:val="22"/>
+          <w:szCs w:val="22"/>
+        </w:rPr>
+        <w:t xml:space="preserve"> that updates the salary of employees in a given department by adding a bonus percentage passed as a parameter.</w:t>
+      </w:r>
+    </w:p>
+    <w:p>
+      <w:pPr>
+        <w:spacing w:after="0" w:line="259" w:lineRule="auto"/>
+        <w:rPr>
+          <w:sz w:val="22"/>
+          <w:szCs w:val="22"/>
+        </w:rPr>
+      </w:pPr>
+    </w:p>
+    <w:p>
+      <w:pPr>
+        <w:spacing w:after="0" w:line="259" w:lineRule="auto"/>
+        <w:rPr>
+          <w:sz w:val="22"/>
+          <w:szCs w:val="22"/>
+        </w:rPr>
+      </w:pPr>
+    </w:p>
+    <w:p>
+      <w:pPr>
+        <w:spacing w:after="0" w:line="259" w:lineRule="auto"/>
+        <w:rPr>
+          <w:sz w:val="22"/>
+          <w:szCs w:val="22"/>
+        </w:rPr>
+      </w:pPr>
+      <w:r>
+        <w:rPr>
+          <w:sz w:val="22"/>
+          <w:szCs w:val="22"/>
+        </w:rPr>
+        <w:t>CREATE TABLE employees (</w:t>
+      </w:r>
+    </w:p>
+    <w:p>
+      <w:pPr>
+        <w:spacing w:after="0" w:line="259" w:lineRule="auto"/>
+        <w:rPr>
+          <w:sz w:val="22"/>
+          <w:szCs w:val="22"/>
+        </w:rPr>
+      </w:pPr>
+      <w:r>
+        <w:rPr>
+          <w:sz w:val="22"/>
+          <w:szCs w:val="22"/>
+        </w:rPr>
+        <w:t xml:space="preserve">    employee_id INT PRIMARY KEY AUTO_INCREMENT,</w:t>
+      </w:r>
+    </w:p>
+    <w:p>
+      <w:pPr>
+        <w:spacing w:after="0" w:line="259" w:lineRule="auto"/>
+        <w:rPr>
+          <w:sz w:val="22"/>
+          <w:szCs w:val="22"/>
+        </w:rPr>
+      </w:pPr>
+      <w:r>
+        <w:rPr>
+          <w:sz w:val="22"/>
+          <w:szCs w:val="22"/>
+        </w:rPr>
+        <w:t xml:space="preserve">    name VARCHAR(100) NOT NULL,</w:t>
+      </w:r>
+    </w:p>
+    <w:p>
+      <w:pPr>
+        <w:spacing w:after="0" w:line="259" w:lineRule="auto"/>
+        <w:rPr>
+          <w:sz w:val="22"/>
+          <w:szCs w:val="22"/>
+        </w:rPr>
+      </w:pPr>
+      <w:r>
+        <w:rPr>
+          <w:sz w:val="22"/>
+          <w:szCs w:val="22"/>
+        </w:rPr>
+        <w:t xml:space="preserve">    department VARCHAR(50) NOT NULL,</w:t>
+      </w:r>
+    </w:p>
+    <w:p>
+      <w:pPr>
+        <w:spacing w:after="0" w:line="259" w:lineRule="auto"/>
+        <w:rPr>
+          <w:sz w:val="22"/>
+          <w:szCs w:val="22"/>
+        </w:rPr>
+      </w:pPr>
+      <w:r>
+        <w:rPr>
+          <w:sz w:val="22"/>
+          <w:szCs w:val="22"/>
+        </w:rPr>
+        <w:t xml:space="preserve">    salary DECIMAL(12,2) NOT NULL</w:t>
+      </w:r>
+    </w:p>
+    <w:p>
+      <w:pPr>
+        <w:spacing w:after="0" w:line="259" w:lineRule="auto"/>
+        <w:rPr>
+          <w:sz w:val="22"/>
+          <w:szCs w:val="22"/>
+        </w:rPr>
+      </w:pPr>
+      <w:r>
+        <w:rPr>
+          <w:sz w:val="22"/>
+          <w:szCs w:val="22"/>
+        </w:rPr>
+        <w:t>);</w:t>
+      </w:r>
+    </w:p>
+    <w:p>
+      <w:pPr>
+        <w:spacing w:after="0" w:line="259" w:lineRule="auto"/>
+        <w:rPr>
+          <w:sz w:val="22"/>
+          <w:szCs w:val="22"/>
+        </w:rPr>
+      </w:pPr>
+    </w:p>
+    <w:p>
+      <w:pPr>
+        <w:spacing w:after="0" w:line="259" w:lineRule="auto"/>
+        <w:rPr>
+          <w:sz w:val="22"/>
+          <w:szCs w:val="22"/>
+        </w:rPr>
+      </w:pPr>
+      <w:r>
+        <w:rPr>
+          <w:sz w:val="22"/>
+          <w:szCs w:val="22"/>
+        </w:rPr>
+        <w:t>INSERT INTO employees (name, department, salary) VALUES</w:t>
+      </w:r>
+    </w:p>
+    <w:p>
+      <w:pPr>
+        <w:spacing w:after="0" w:line="259" w:lineRule="auto"/>
+        <w:rPr>
+          <w:sz w:val="22"/>
+          <w:szCs w:val="22"/>
+        </w:rPr>
+      </w:pPr>
+      <w:r>
+        <w:rPr>
+          <w:sz w:val="22"/>
+          <w:szCs w:val="22"/>
+        </w:rPr>
+        <w:t>('Suresh Reddy', 'Sales', 45000.00),</w:t>
+      </w:r>
+    </w:p>
+    <w:p>
+      <w:pPr>
+        <w:spacing w:after="0" w:line="259" w:lineRule="auto"/>
+        <w:rPr>
+          <w:sz w:val="22"/>
+          <w:szCs w:val="22"/>
+        </w:rPr>
+      </w:pPr>
+      <w:r>
+        <w:rPr>
+          <w:sz w:val="22"/>
+          <w:szCs w:val="22"/>
+        </w:rPr>
+        <w:t>('Kavita Iyer', 'Sales', 52000.00),</w:t>
+      </w:r>
+    </w:p>
+    <w:p>
+      <w:pPr>
+        <w:spacing w:after="0" w:line="259" w:lineRule="auto"/>
+        <w:rPr>
+          <w:sz w:val="22"/>
+          <w:szCs w:val="22"/>
+        </w:rPr>
+      </w:pPr>
+      <w:r>
+        <w:rPr>
+          <w:sz w:val="22"/>
+          <w:szCs w:val="22"/>
+        </w:rPr>
+        <w:t>('Manoj Pillai', 'IT', 60000.00);</w:t>
+      </w:r>
+    </w:p>
+    <w:p>
+      <w:pPr>
+        <w:spacing w:after="0" w:line="259" w:lineRule="auto"/>
+        <w:rPr>
+          <w:sz w:val="22"/>
+          <w:szCs w:val="22"/>
+        </w:rPr>
+      </w:pPr>
+      <w:r>
+        <w:rPr>
+          <w:sz w:val="22"/>
+          <w:szCs w:val="22"/>
+        </w:rPr>
+        <w:t>DELIMITER $$</w:t>
+      </w:r>
+    </w:p>
+    <w:p>
+      <w:pPr>
+        <w:spacing w:after="0" w:line="259" w:lineRule="auto"/>
+        <w:rPr>
+          <w:sz w:val="22"/>
+          <w:szCs w:val="22"/>
+        </w:rPr>
+      </w:pPr>
+    </w:p>
+    <w:p>
+      <w:pPr>
+        <w:spacing w:after="0" w:line="259" w:lineRule="auto"/>
+        <w:rPr>
+          <w:sz w:val="22"/>
+          <w:szCs w:val="22"/>
+        </w:rPr>
+      </w:pPr>
+      <w:r>
+        <w:rPr>
+          <w:sz w:val="22"/>
+          <w:szCs w:val="22"/>
+        </w:rPr>
+        <w:t>CREATE PROCEDURE UpdateEmployeeBonus(</w:t>
+      </w:r>
+    </w:p>
+    <w:p>
+      <w:pPr>
+        <w:spacing w:after="0" w:line="259" w:lineRule="auto"/>
+        <w:rPr>
+          <w:sz w:val="22"/>
+          <w:szCs w:val="22"/>
+        </w:rPr>
+      </w:pPr>
+      <w:r>
+        <w:rPr>
+          <w:sz w:val="22"/>
+          <w:szCs w:val="22"/>
+        </w:rPr>
+        <w:t xml:space="preserve">    IN p_department VARCHAR(50),</w:t>
+      </w:r>
+    </w:p>
+    <w:p>
+      <w:pPr>
+        <w:spacing w:after="0" w:line="259" w:lineRule="auto"/>
+        <w:rPr>
+          <w:sz w:val="22"/>
+          <w:szCs w:val="22"/>
+        </w:rPr>
+      </w:pPr>
+      <w:r>
+        <w:rPr>
+          <w:sz w:val="22"/>
+          <w:szCs w:val="22"/>
+        </w:rPr>
+        <w:t xml:space="preserve">    IN p_bonus_percent DECIMAL(5,2)</w:t>
+      </w:r>
+    </w:p>
+    <w:p>
+      <w:pPr>
+        <w:spacing w:after="0" w:line="259" w:lineRule="auto"/>
+        <w:rPr>
+          <w:sz w:val="22"/>
+          <w:szCs w:val="22"/>
+        </w:rPr>
+      </w:pPr>
+      <w:r>
+        <w:rPr>
+          <w:sz w:val="22"/>
+          <w:szCs w:val="22"/>
+        </w:rPr>
+        <w:t>)</w:t>
+      </w:r>
+    </w:p>
+    <w:p>
+      <w:pPr>
+        <w:spacing w:after="0" w:line="259" w:lineRule="auto"/>
+        <w:rPr>
+          <w:sz w:val="22"/>
+          <w:szCs w:val="22"/>
+        </w:rPr>
+      </w:pPr>
+      <w:r>
+        <w:rPr>
+          <w:sz w:val="22"/>
+          <w:szCs w:val="22"/>
+        </w:rPr>
+        <w:t>BEGIN</w:t>
+      </w:r>
+    </w:p>
+    <w:p>
+      <w:pPr>
+        <w:spacing w:after="0" w:line="259" w:lineRule="auto"/>
+        <w:rPr>
+          <w:sz w:val="22"/>
+          <w:szCs w:val="22"/>
+        </w:rPr>
+      </w:pPr>
+      <w:r>
+        <w:rPr>
+          <w:sz w:val="22"/>
+          <w:szCs w:val="22"/>
+        </w:rPr>
+        <w:t xml:space="preserve">    UPDATE employees</w:t>
+      </w:r>
+    </w:p>
+    <w:p>
+      <w:pPr>
+        <w:spacing w:after="0" w:line="259" w:lineRule="auto"/>
+        <w:rPr>
+          <w:sz w:val="22"/>
+          <w:szCs w:val="22"/>
+        </w:rPr>
+      </w:pPr>
+      <w:r>
+        <w:rPr>
+          <w:sz w:val="22"/>
+          <w:szCs w:val="22"/>
+        </w:rPr>
+        <w:t xml:space="preserve">    SET salary = salary + (salary * p_bonus_percent / 100)</w:t>
+      </w:r>
+    </w:p>
+    <w:p>
+      <w:pPr>
+        <w:spacing w:after="0" w:line="259" w:lineRule="auto"/>
+        <w:rPr>
+          <w:sz w:val="22"/>
+          <w:szCs w:val="22"/>
+        </w:rPr>
+      </w:pPr>
+      <w:r>
+        <w:rPr>
+          <w:sz w:val="22"/>
+          <w:szCs w:val="22"/>
+        </w:rPr>
+        <w:t xml:space="preserve">    WHERE department = p_department;</w:t>
+      </w:r>
+    </w:p>
+    <w:p>
+      <w:pPr>
+        <w:spacing w:after="0" w:line="259" w:lineRule="auto"/>
+        <w:rPr>
+          <w:sz w:val="22"/>
+          <w:szCs w:val="22"/>
+        </w:rPr>
+      </w:pPr>
+      <w:r>
+        <w:rPr>
+          <w:sz w:val="22"/>
+          <w:szCs w:val="22"/>
+        </w:rPr>
+        <w:t>END $$</w:t>
+      </w:r>
+    </w:p>
+    <w:p>
+      <w:pPr>
+        <w:spacing w:after="0" w:line="259" w:lineRule="auto"/>
+        <w:rPr>
+          <w:sz w:val="22"/>
+          <w:szCs w:val="22"/>
+        </w:rPr>
+      </w:pPr>
+    </w:p>
+    <w:p>
+      <w:pPr>
+        <w:spacing w:after="0" w:line="259" w:lineRule="auto"/>
+        <w:rPr>
+          <w:sz w:val="22"/>
+          <w:szCs w:val="22"/>
+        </w:rPr>
+      </w:pPr>
+      <w:r>
+        <w:rPr>
+          <w:sz w:val="22"/>
+          <w:szCs w:val="22"/>
+        </w:rPr>
+        <w:t>DELIMITER ;</w:t>
+      </w:r>
+    </w:p>
+    <w:p>
+      <w:pPr>
+        <w:spacing w:after="0" w:line="259" w:lineRule="auto"/>
+        <w:rPr>
+          <w:sz w:val="22"/>
+          <w:szCs w:val="22"/>
+        </w:rPr>
+      </w:pPr>
+    </w:p>
+    <w:p>
+      <w:pPr>
+        <w:spacing w:after="0" w:line="259" w:lineRule="auto"/>
+        <w:rPr>
+          <w:sz w:val="22"/>
+          <w:szCs w:val="22"/>
+        </w:rPr>
+      </w:pPr>
+      <w:r>
+        <w:rPr>
+          <w:sz w:val="22"/>
+          <w:szCs w:val="22"/>
+        </w:rPr>
+        <w:t>CALL UpdateEmployeeBonus('Sales', 10.00);</w:t>
+      </w:r>
+    </w:p>
+    <w:p>
+      <w:pPr>
+        <w:spacing w:after="0" w:line="259" w:lineRule="auto"/>
+        <w:rPr>
+          <w:sz w:val="22"/>
+          <w:szCs w:val="22"/>
+        </w:rPr>
+      </w:pPr>
+    </w:p>
+    <w:p>
+      <w:pPr>
+        <w:spacing w:after="0" w:line="259" w:lineRule="auto"/>
+        <w:rPr>
+          <w:sz w:val="22"/>
+          <w:szCs w:val="22"/>
+        </w:rPr>
+      </w:pPr>
+      <w:r>
+        <w:rPr>
+          <w:sz w:val="22"/>
+          <w:szCs w:val="22"/>
+        </w:rPr>
+        <w:t>SELECT * FROM employees;</w:t>
+      </w:r>
+    </w:p>
+    <w:p>
+      <w:pPr>
+        <w:spacing w:after="0" w:line="259" w:lineRule="auto"/>
+        <w:rPr>
+          <w:sz w:val="22"/>
+          <w:szCs w:val="22"/>
+        </w:rPr>
+      </w:pPr>
+    </w:p>
+    <w:p>
+      <w:pPr>
+        <w:spacing w:after="0" w:line="259" w:lineRule="auto"/>
+        <w:rPr>
+          <w:sz w:val="22"/>
+          <w:szCs w:val="22"/>
+        </w:rPr>
+      </w:pPr>
+      <w:r>
+        <w:rPr>
+          <w:sz w:val="22"/>
+          <w:szCs w:val="22"/>
+        </w:rPr>
+        <w:lastRenderedPageBreak/>
+        <w:drawing>
+          <wp:inline distT="0" distB="0" distL="0" distR="0" wp14:anchorId="1C1F2A2C" wp14:editId="72A1A150">
+            <wp:extent cx="3528366" cy="1524132"/>
+            <wp:effectExtent l="0" t="0" r="0" b="0"/>
+            <wp:docPr id="152535510" name="Picture 1"/>
+            <wp:cNvGraphicFramePr>
+              <a:graphicFrameLocks xmlns:a="http://schemas.openxmlformats.org/drawingml/2006/main" noChangeAspect="1"/>
+            </wp:cNvGraphicFramePr>
+            <a:graphic xmlns:a="http://schemas.openxmlformats.org/drawingml/2006/main">
+              <a:graphicData uri="http://schemas.openxmlformats.org/drawingml/2006/picture">
+                <pic:pic xmlns:pic="http://schemas.openxmlformats.org/drawingml/2006/picture">
+                  <pic:nvPicPr>
+                    <pic:cNvPr id="152535510" name=""/>
+                    <pic:cNvPicPr/>
+                  </pic:nvPicPr>
+                  <pic:blipFill>
+                    <a:blip r:embed="rId9"/>
+                    <a:stretch>
+                      <a:fillRect/>
+                    </a:stretch>
+                  </pic:blipFill>
+                  <pic:spPr>
+                    <a:xfrm>
+                      <a:off x="0" y="0"/>
+                      <a:ext cx="3528366" cy="1524132"/>
+                    </a:xfrm>
+                    <a:prstGeom prst="rect">
+                      <a:avLst/>
+                    </a:prstGeom>
+                  </pic:spPr>
+                </pic:pic>
+              </a:graphicData>
+            </a:graphic>
+          </wp:inline>
+        </w:drawing>
+      </w:r>
+    </w:p>
+    <w:p>
+      <w:pPr>
+        <w:spacing w:after="0"/>
+        <w:ind w:left="1440"/>
+        <w:rPr>
+          <w:sz w:val="22"/>
+          <w:szCs w:val="22"/>
+        </w:rPr>
+      </w:pPr>
+    </w:p>
+    <w:p>
+      <w:pPr>
+        <w:spacing w:after="0"/>
+        <w:ind w:left="720"/>
+        <w:rPr>
+          <w:sz w:val="22"/>
+          <w:szCs w:val="22"/>
+        </w:rPr>
+      </w:pPr>
+      <w:r>
+        <w:rPr>
+          <w:b/>
+          <w:bCs/>
+          <w:sz w:val="22"/>
+          <w:szCs w:val="22"/>
+        </w:rPr>
+        <w:t>Scenario 3:</w:t>
+      </w:r>
+      <w:r>
+        <w:rPr>
+          <w:sz w:val="22"/>
+          <w:szCs w:val="22"/>
+        </w:rPr>
+        <w:t xml:space="preserve"> Customers should be able to transfer funds between their accounts.</w:t>
+      </w:r>
+    </w:p>
+    <w:p>
+      <w:pPr>
+        <w:numPr>
+          <w:ilvl w:val="1"/>
+          <w:numId w:val="3"/>
+        </w:numPr>
+        <w:spacing w:after="0" w:line="259" w:lineRule="auto"/>
+        <w:rPr>
+          <w:sz w:val="22"/>
+          <w:szCs w:val="22"/>
+        </w:rPr>
+      </w:pPr>
+      <w:r>
+        <w:rPr>
+          <w:b/>
+          <w:bCs/>
+          <w:sz w:val="22"/>
+          <w:szCs w:val="22"/>
+        </w:rPr>
+        <w:t>Question:</w:t>
+      </w:r>
+      <w:r>
+        <w:rPr>
+          <w:sz w:val="22"/>
+          <w:szCs w:val="22"/>
+        </w:rPr>
+        <w:t xml:space="preserve"> Write a stored procedure </w:t>
+      </w:r>
+      <w:r>
+        <w:rPr>
+          <w:b/>
+          <w:bCs/>
+          <w:sz w:val="22"/>
+          <w:szCs w:val="22"/>
+        </w:rPr>
+        <w:t>TransferFunds</w:t>
+      </w:r>
+      <w:r>
+        <w:rPr>
+          <w:sz w:val="22"/>
+          <w:szCs w:val="22"/>
+        </w:rPr>
+        <w:t xml:space="preserve"> that transfers a specified amount from one account to another, checking that the source account has sufficient balance before making the transfer.</w:t>
+      </w:r>
+    </w:p>
+    <w:p>
+      <w:pPr>
+        <w:rPr>
+          <w:sz w:val="22"/>
+          <w:szCs w:val="22"/>
+        </w:rPr>
+      </w:pPr>
+      <w:r>
+        <w:rPr>
+          <w:sz w:val="22"/>
+          <w:szCs w:val="22"/>
+        </w:rPr>
+        <w:t>CREATE TABLE accounts (</w:t>
+      </w:r>
+    </w:p>
+    <w:p>
+      <w:pPr>
+        <w:rPr>
+          <w:sz w:val="22"/>
+          <w:szCs w:val="22"/>
+        </w:rPr>
+      </w:pPr>
+      <w:r>
+        <w:rPr>
+          <w:sz w:val="22"/>
+          <w:szCs w:val="22"/>
+        </w:rPr>
+        <w:t xml:space="preserve">    account_id INT PRIMARY KEY AUTO_INCREMENT,</w:t>
+      </w:r>
+    </w:p>
+    <w:p>
+      <w:pPr>
+        <w:rPr>
+          <w:sz w:val="22"/>
+          <w:szCs w:val="22"/>
+        </w:rPr>
+      </w:pPr>
+      <w:r>
+        <w:rPr>
+          <w:sz w:val="22"/>
+          <w:szCs w:val="22"/>
+        </w:rPr>
+        <w:t xml:space="preserve">    customer_name VARCHAR(100) NOT NULL,</w:t>
+      </w:r>
+    </w:p>
+    <w:p>
+      <w:pPr>
+        <w:rPr>
+          <w:sz w:val="22"/>
+          <w:szCs w:val="22"/>
+        </w:rPr>
+      </w:pPr>
+      <w:r>
+        <w:rPr>
+          <w:sz w:val="22"/>
+          <w:szCs w:val="22"/>
+        </w:rPr>
+        <w:t xml:space="preserve">    balance DECIMAL(12,2) NOT NULL</w:t>
+      </w:r>
+    </w:p>
+    <w:p>
+      <w:pPr>
+        <w:rPr>
+          <w:sz w:val="22"/>
+          <w:szCs w:val="22"/>
+        </w:rPr>
+      </w:pPr>
+      <w:r>
+        <w:rPr>
+          <w:sz w:val="22"/>
+          <w:szCs w:val="22"/>
+        </w:rPr>
+        <w:t>);</w:t>
+      </w:r>
+    </w:p>
+    <w:p>
+      <w:pPr>
+        <w:rPr>
+          <w:sz w:val="22"/>
+          <w:szCs w:val="22"/>
+        </w:rPr>
+      </w:pPr>
+    </w:p>
+    <w:p>
+      <w:pPr>
+        <w:rPr>
+          <w:sz w:val="22"/>
+          <w:szCs w:val="22"/>
+        </w:rPr>
+      </w:pPr>
+      <w:r>
+        <w:rPr>
+          <w:sz w:val="22"/>
+          <w:szCs w:val="22"/>
+        </w:rPr>
+        <w:t>INSERT INTO accounts (customer_name, balance) VALUES</w:t>
+      </w:r>
+    </w:p>
+    <w:p>
+      <w:pPr>
+        <w:rPr>
+          <w:sz w:val="22"/>
+          <w:szCs w:val="22"/>
+        </w:rPr>
+      </w:pPr>
+      <w:r>
+        <w:rPr>
+          <w:sz w:val="22"/>
+          <w:szCs w:val="22"/>
+        </w:rPr>
+        <w:t>('Rajesh Kumar', 20000.00),</w:t>
+      </w:r>
+    </w:p>
+    <w:p>
+      <w:pPr>
+        <w:rPr>
+          <w:sz w:val="22"/>
+          <w:szCs w:val="22"/>
+        </w:rPr>
+      </w:pPr>
+      <w:r>
+        <w:rPr>
+          <w:sz w:val="22"/>
+          <w:szCs w:val="22"/>
+        </w:rPr>
+        <w:t>('Priya Sharma', 5000.00),</w:t>
+      </w:r>
+    </w:p>
+    <w:p>
+      <w:pPr>
+        <w:rPr>
+          <w:sz w:val="22"/>
+          <w:szCs w:val="22"/>
+        </w:rPr>
+      </w:pPr>
+      <w:r>
+        <w:rPr>
+          <w:sz w:val="22"/>
+          <w:szCs w:val="22"/>
+        </w:rPr>
+        <w:t>('Anil Verma', 15000.00);</w:t>
+      </w:r>
+    </w:p>
+    <w:p>
+      <w:pPr>
+        <w:rPr>
+          <w:sz w:val="22"/>
+          <w:szCs w:val="22"/>
+        </w:rPr>
+      </w:pPr>
+      <w:r>
+        <w:rPr>
+          <w:sz w:val="22"/>
+          <w:szCs w:val="22"/>
+        </w:rPr>
+        <w:t>DELIMITER $$</w:t>
+      </w:r>
+    </w:p>
+    <w:p>
+      <w:pPr>
+        <w:rPr>
+          <w:sz w:val="22"/>
+          <w:szCs w:val="22"/>
+        </w:rPr>
+      </w:pPr>
+    </w:p>
+    <w:p>
+      <w:pPr>
+        <w:rPr>
+          <w:sz w:val="22"/>
+          <w:szCs w:val="22"/>
+        </w:rPr>
+      </w:pPr>
+      <w:r>
+        <w:rPr>
+          <w:sz w:val="22"/>
+          <w:szCs w:val="22"/>
+        </w:rPr>
+        <w:t>CREATE PROCEDURE TransferFunds(</w:t>
+      </w:r>
+    </w:p>
+    <w:p>
+      <w:pPr>
+        <w:rPr>
+          <w:sz w:val="22"/>
+          <w:szCs w:val="22"/>
+        </w:rPr>
+      </w:pPr>
+      <w:r>
+        <w:rPr>
+          <w:sz w:val="22"/>
+          <w:szCs w:val="22"/>
+        </w:rPr>
+        <w:t xml:space="preserve">    IN p_from_account INT,</w:t>
+      </w:r>
+    </w:p>
+    <w:p>
+      <w:pPr>
+        <w:rPr>
+          <w:sz w:val="22"/>
+          <w:szCs w:val="22"/>
+        </w:rPr>
+      </w:pPr>
+      <w:r>
+        <w:rPr>
+          <w:sz w:val="22"/>
+          <w:szCs w:val="22"/>
+        </w:rPr>
+        <w:t xml:space="preserve">    IN p_to_account INT,</w:t>
+      </w:r>
+    </w:p>
+    <w:p>
+      <w:pPr>
+        <w:rPr>
+          <w:sz w:val="22"/>
+          <w:szCs w:val="22"/>
+        </w:rPr>
+      </w:pPr>
+      <w:r>
+        <w:rPr>
+          <w:sz w:val="22"/>
+          <w:szCs w:val="22"/>
+        </w:rPr>
+        <w:t xml:space="preserve">    IN p_amount DECIMAL(12,2)</w:t>
+      </w:r>
+    </w:p>
+    <w:p>
+      <w:pPr>
+        <w:rPr>
+          <w:sz w:val="22"/>
+          <w:szCs w:val="22"/>
+        </w:rPr>
+      </w:pPr>
+      <w:r>
+        <w:rPr>
+          <w:sz w:val="22"/>
+          <w:szCs w:val="22"/>
+        </w:rPr>
+        <w:t>)</w:t>
+      </w:r>
+    </w:p>
+    <w:p>
+      <w:pPr>
+        <w:rPr>
+          <w:sz w:val="22"/>
+          <w:szCs w:val="22"/>
+        </w:rPr>
+      </w:pPr>
+      <w:r>
+        <w:rPr>
+          <w:sz w:val="22"/>
+          <w:szCs w:val="22"/>
+        </w:rPr>
+        <w:t>BEGIN</w:t>
+      </w:r>
+    </w:p>
+    <w:p>
+      <w:pPr>
+        <w:rPr>
+          <w:sz w:val="22"/>
+          <w:szCs w:val="22"/>
+        </w:rPr>
+      </w:pPr>
+      <w:r>
+        <w:rPr>
+          <w:sz w:val="22"/>
+          <w:szCs w:val="22"/>
+        </w:rPr>
+        <w:t xml:space="preserve">    DECLARE v_balance DECIMAL(12,2);</w:t>
+      </w:r>
+    </w:p>
+    <w:p>
+      <w:pPr>
+        <w:rPr>
+          <w:sz w:val="22"/>
+          <w:szCs w:val="22"/>
+        </w:rPr>
+      </w:pPr>
+      <w:r>
+        <w:rPr>
+          <w:sz w:val="22"/>
+          <w:szCs w:val="22"/>
+        </w:rPr>
+        <w:t xml:space="preserve">    SELECT balance INTO v_balance</w:t>
+      </w:r>
+    </w:p>
+    <w:p>
+      <w:pPr>
+        <w:rPr>
+          <w:sz w:val="22"/>
+          <w:szCs w:val="22"/>
+        </w:rPr>
+      </w:pPr>
+      <w:r>
+        <w:rPr>
+          <w:sz w:val="22"/>
+          <w:szCs w:val="22"/>
+        </w:rPr>
+        <w:t xml:space="preserve">    FROM accounts</w:t>
+      </w:r>
+    </w:p>
+    <w:p>
+      <w:pPr>
+        <w:rPr>
+          <w:sz w:val="22"/>
+          <w:szCs w:val="22"/>
+        </w:rPr>
+      </w:pPr>
+      <w:r>
+        <w:rPr>
+          <w:sz w:val="22"/>
+          <w:szCs w:val="22"/>
+        </w:rPr>
+        <w:lastRenderedPageBreak/>
+        <w:t xml:space="preserve">    WHERE account_id = p_from_account</w:t>
+      </w:r>
+    </w:p>
+    <w:p>
+      <w:pPr>
+        <w:rPr>
+          <w:sz w:val="22"/>
+          <w:szCs w:val="22"/>
+        </w:rPr>
+      </w:pPr>
+      <w:r>
+        <w:rPr>
+          <w:sz w:val="22"/>
+          <w:szCs w:val="22"/>
+        </w:rPr>
+        <w:t xml:space="preserve">    FOR UPDATE;</w:t>
+      </w:r>
+    </w:p>
+    <w:p>
+      <w:pPr>
+        <w:rPr>
+          <w:sz w:val="22"/>
+          <w:szCs w:val="22"/>
+        </w:rPr>
+      </w:pPr>
+    </w:p>
+    <w:p>
+      <w:pPr>
+        <w:rPr>
+          <w:sz w:val="22"/>
+          <w:szCs w:val="22"/>
+        </w:rPr>
+      </w:pPr>
+      <w:r>
+        <w:rPr>
+          <w:sz w:val="22"/>
+          <w:szCs w:val="22"/>
+        </w:rPr>
+        <w:t xml:space="preserve">    IF v_balance IS NULL THEN</w:t>
+      </w:r>
+    </w:p>
+    <w:p>
+      <w:pPr>
+        <w:rPr>
+          <w:sz w:val="22"/>
+          <w:szCs w:val="22"/>
+        </w:rPr>
+      </w:pPr>
+      <w:r>
+        <w:rPr>
+          <w:sz w:val="22"/>
+          <w:szCs w:val="22"/>
+        </w:rPr>
+        <w:t xml:space="preserve">        SELECT 'Source account does not exist.' AS message;</w:t>
+      </w:r>
+    </w:p>
+    <w:p>
+      <w:pPr>
+        <w:rPr>
+          <w:sz w:val="22"/>
+          <w:szCs w:val="22"/>
+        </w:rPr>
+      </w:pPr>
+      <w:r>
+        <w:rPr>
+          <w:sz w:val="22"/>
+          <w:szCs w:val="22"/>
+        </w:rPr>
+        <w:t xml:space="preserve">    ELSEIF v_balance &lt; p_amount THEN</w:t>
+      </w:r>
+    </w:p>
+    <w:p>
+      <w:pPr>
+        <w:rPr>
+          <w:sz w:val="22"/>
+          <w:szCs w:val="22"/>
+        </w:rPr>
+      </w:pPr>
+      <w:r>
+        <w:rPr>
+          <w:sz w:val="22"/>
+          <w:szCs w:val="22"/>
+        </w:rPr>
+        <w:t xml:space="preserve">        SELECT 'Insufficient balance for transfer.' AS message;</w:t>
+      </w:r>
+    </w:p>
+    <w:p>
+      <w:pPr>
+        <w:rPr>
+          <w:sz w:val="22"/>
+          <w:szCs w:val="22"/>
+        </w:rPr>
+      </w:pPr>
+      <w:r>
+        <w:rPr>
+          <w:sz w:val="22"/>
+          <w:szCs w:val="22"/>
+        </w:rPr>
+        <w:t xml:space="preserve">    ELSE</w:t>
+      </w:r>
+    </w:p>
+    <w:p>
+      <w:pPr>
+        <w:rPr>
+          <w:sz w:val="22"/>
+          <w:szCs w:val="22"/>
+        </w:rPr>
+      </w:pPr>
+      <w:r>
+        <w:rPr>
+          <w:sz w:val="22"/>
+          <w:szCs w:val="22"/>
+        </w:rPr>
+        <w:t xml:space="preserve">        START TRANSACTION;</w:t>
+      </w:r>
+    </w:p>
+    <w:p>
+      <w:pPr>
+        <w:rPr>
+          <w:sz w:val="22"/>
+          <w:szCs w:val="22"/>
+        </w:rPr>
+      </w:pPr>
+    </w:p>
+    <w:p>
+      <w:pPr>
+        <w:rPr>
+          <w:sz w:val="22"/>
+          <w:szCs w:val="22"/>
+        </w:rPr>
+      </w:pPr>
+      <w:r>
+        <w:rPr>
+          <w:sz w:val="22"/>
+          <w:szCs w:val="22"/>
+        </w:rPr>
+        <w:t xml:space="preserve">        UPDATE accounts</w:t>
+      </w:r>
+    </w:p>
+    <w:p>
+      <w:pPr>
+        <w:rPr>
+          <w:sz w:val="22"/>
+          <w:szCs w:val="22"/>
+        </w:rPr>
+      </w:pPr>
+      <w:r>
+        <w:rPr>
+          <w:sz w:val="22"/>
+          <w:szCs w:val="22"/>
+        </w:rPr>
+        <w:t xml:space="preserve">        SET balance = balance - p_amount</w:t>
+      </w:r>
+    </w:p>
+    <w:p>
+      <w:pPr>
+        <w:rPr>
+          <w:sz w:val="22"/>
+          <w:szCs w:val="22"/>
+        </w:rPr>
+      </w:pPr>
+      <w:r>
+        <w:rPr>
+          <w:sz w:val="22"/>
+          <w:szCs w:val="22"/>
+        </w:rPr>
+        <w:t xml:space="preserve">        WHERE account_id = p_from_account;</w:t>
+      </w:r>
+    </w:p>
+    <w:p>
+      <w:pPr>
+        <w:rPr>
+          <w:sz w:val="22"/>
+          <w:szCs w:val="22"/>
+        </w:rPr>
+      </w:pPr>
+    </w:p>
+    <w:p>
+      <w:pPr>
+        <w:rPr>
+          <w:sz w:val="22"/>
+          <w:szCs w:val="22"/>
+        </w:rPr>
+      </w:pPr>
+      <w:r>
+        <w:rPr>
+          <w:sz w:val="22"/>
+          <w:szCs w:val="22"/>
+        </w:rPr>
+        <w:t xml:space="preserve">        UPDATE accounts</w:t>
+      </w:r>
+    </w:p>
+    <w:p>
+      <w:pPr>
+        <w:rPr>
+          <w:sz w:val="22"/>
+          <w:szCs w:val="22"/>
+        </w:rPr>
+      </w:pPr>
+      <w:r>
+        <w:rPr>
+          <w:sz w:val="22"/>
+          <w:szCs w:val="22"/>
+        </w:rPr>
+        <w:t xml:space="preserve">        SET balance = balance + p_amount</w:t>
+      </w:r>
+    </w:p>
+    <w:p>
+      <w:pPr>
+        <w:rPr>
+          <w:sz w:val="22"/>
+          <w:szCs w:val="22"/>
+        </w:rPr>
+      </w:pPr>
+      <w:r>
+        <w:rPr>
+          <w:sz w:val="22"/>
+          <w:szCs w:val="22"/>
+        </w:rPr>
+        <w:t xml:space="preserve">        WHERE account_id = p_to_account;</w:t>
+      </w:r>
+    </w:p>
+    <w:p>
+      <w:pPr>
+        <w:rPr>
+          <w:sz w:val="22"/>
+          <w:szCs w:val="22"/>
+        </w:rPr>
+      </w:pPr>
+    </w:p>
+    <w:p>
+      <w:pPr>
+        <w:rPr>
+          <w:sz w:val="22"/>
+          <w:szCs w:val="22"/>
+        </w:rPr>
+      </w:pPr>
+      <w:r>
+        <w:rPr>
+          <w:sz w:val="22"/>
+          <w:szCs w:val="22"/>
+        </w:rPr>
+        <w:t xml:space="preserve">        COMMIT;</w:t>
+      </w:r>
+    </w:p>
+    <w:p>
+      <w:pPr>
+        <w:rPr>
+          <w:sz w:val="22"/>
+          <w:szCs w:val="22"/>
+        </w:rPr>
+      </w:pPr>
+    </w:p>
+    <w:p>
+      <w:pPr>
+        <w:rPr>
+          <w:sz w:val="22"/>
+          <w:szCs w:val="22"/>
+        </w:rPr>
+      </w:pPr>
+      <w:r>
+        <w:rPr>
+          <w:sz w:val="22"/>
+          <w:szCs w:val="22"/>
+        </w:rPr>
+        <w:t xml:space="preserve">        SELECT 'Transfer successful.' AS message;</w:t>
+      </w:r>
+    </w:p>
+    <w:p>
+      <w:pPr>
+        <w:rPr>
+          <w:sz w:val="22"/>
+          <w:szCs w:val="22"/>
+        </w:rPr>
+      </w:pPr>
+      <w:r>
+        <w:rPr>
+          <w:sz w:val="22"/>
+          <w:szCs w:val="22"/>
+        </w:rPr>
+        <w:t xml:space="preserve">    END IF;</w:t>
+      </w:r>
+    </w:p>
+    <w:p>
+      <w:pPr>
+        <w:rPr>
+          <w:sz w:val="22"/>
+          <w:szCs w:val="22"/>
+        </w:rPr>
+      </w:pPr>
+      <w:r>
+        <w:rPr>
+          <w:sz w:val="22"/>
+          <w:szCs w:val="22"/>
+        </w:rPr>
+        <w:t>END $$</w:t>
+      </w:r>
+    </w:p>
+    <w:p>
+      <w:pPr>
+        <w:rPr>
+          <w:sz w:val="22"/>
+          <w:szCs w:val="22"/>
+        </w:rPr>
+      </w:pPr>
+    </w:p>
+    <w:p>
+      <w:pPr>
+        <w:rPr>
+          <w:sz w:val="22"/>
+          <w:szCs w:val="22"/>
+        </w:rPr>
+      </w:pPr>
+      <w:r>
+        <w:rPr>
+          <w:sz w:val="22"/>
+          <w:szCs w:val="22"/>
+        </w:rPr>
+        <w:t>DELIMITER ;</w:t>
+      </w:r>
+    </w:p>
+    <w:p>
+      <w:pPr>
+        <w:rPr>
+          <w:sz w:val="22"/>
+          <w:szCs w:val="22"/>
+        </w:rPr>
+      </w:pPr>
+      <w:r>
+        <w:rPr>
+          <w:sz w:val="22"/>
+          <w:szCs w:val="22"/>
+        </w:rPr>
+        <w:t>CALL TransferFunds(1, 2, 3000.00);</w:t>
+      </w:r>
+    </w:p>
+    <w:p>
+      <w:pPr>
+        <w:rPr>
+          <w:sz w:val="22"/>
+          <w:szCs w:val="22"/>
+        </w:rPr>
+      </w:pPr>
+      <w:r>
+        <w:rPr>
+          <w:sz w:val="22"/>
+          <w:szCs w:val="22"/>
+        </w:rPr>
+        <w:drawing>
+          <wp:inline distT="0" distB="0" distL="0" distR="0" wp14:anchorId="78C2CD59" wp14:editId="644CB65B">
+            <wp:extent cx="1813717" cy="655377"/>
+            <wp:effectExtent l="0" t="0" r="0" b="0"/>
+            <wp:docPr id="2010630081" name="Picture 1"/>
+            <wp:cNvGraphicFramePr>
+              <a:graphicFrameLocks xmlns:a="http://schemas.openxmlformats.org/drawingml/2006/main" noChangeAspect="1"/>
+            </wp:cNvGraphicFramePr>
+            <a:graphic xmlns:a="http://schemas.openxmlformats.org/drawingml/2006/main">
+              <a:graphicData uri="http://schemas.openxmlformats.org/drawingml/2006/picture">
+                <pic:pic xmlns:pic="http://schemas.openxmlformats.org/drawingml/2006/picture">
+                  <pic:nvPicPr>
+                    <pic:cNvPr id="2010630081" name=""/>
+                    <pic:cNvPicPr/>
+                  </pic:nvPicPr>
+                  <pic:blipFill>
+                    <a:blip r:embed="rId10"/>
+                    <a:stretch>
+                      <a:fillRect/>
+                    </a:stretch>
+                  </pic:blipFill>
+                  <pic:spPr>
+                    <a:xfrm>
+                      <a:off x="0" y="0"/>
+                      <a:ext cx="1813717" cy="655377"/>
+                    </a:xfrm>
+                    <a:prstGeom prst="rect">
+                      <a:avLst/>
+                    </a:prstGeom>
+                  </pic:spPr>
+                </pic:pic>
+              </a:graphicData>
+            </a:graphic>
+          </wp:inline>
+        </w:drawing>
+      </w:r>
+    </w:p>
+    <w:p>
+      <w:pPr>
+        <w:rPr>
+          <w:sz w:val="22"/>
+          <w:szCs w:val="22"/>
+        </w:rPr>
+      </w:pPr>
+    </w:p>
+    <w:p>
+      <w:pPr>
+        <w:rPr>
+          <w:sz w:val="22"/>
+          <w:szCs w:val="22"/>
+        </w:rPr>
+      </w:pPr>
+      <w:r>
+        <w:rPr>
+          <w:sz w:val="22"/>
+          <w:szCs w:val="22"/>
+        </w:rPr>
+        <w:lastRenderedPageBreak/>
+        <w:t>SELECT * FROM accounts;</w:t>
+      </w:r>
+    </w:p>
+    <w:p>
+      <w:pPr>
+        <w:rPr>
+          <w:sz w:val="22"/>
+          <w:szCs w:val="22"/>
+        </w:rPr>
+      </w:pPr>
+      <w:r>
+        <w:rPr>
+          <w:sz w:val="22"/>
+          <w:szCs w:val="22"/>
+        </w:rPr>
+        <w:drawing>
+          <wp:inline distT="0" distB="0" distL="0" distR="0" wp14:anchorId="599A94B4" wp14:editId="1A47997B">
+            <wp:extent cx="3010161" cy="1615580"/>
+            <wp:effectExtent l="0" t="0" r="0" b="3810"/>
+            <wp:docPr id="1003607691" name="Picture 1"/>
+            <wp:cNvGraphicFramePr>
+              <a:graphicFrameLocks xmlns:a="http://schemas.openxmlformats.org/drawingml/2006/main" noChangeAspect="1"/>
+            </wp:cNvGraphicFramePr>
+            <a:graphic xmlns:a="http://schemas.openxmlformats.org/drawingml/2006/main">
+              <a:graphicData uri="http://schemas.openxmlformats.org/drawingml/2006/picture">
+                <pic:pic xmlns:pic="http://schemas.openxmlformats.org/drawingml/2006/picture">
+                  <pic:nvPicPr>
+                    <pic:cNvPr id="1003607691" name=""/>
+                    <pic:cNvPicPr/>
+                  </pic:nvPicPr>
+                  <pic:blipFill>
+                    <a:blip r:embed="rId11"/>
+                    <a:stretch>
+                      <a:fillRect/>
+                    </a:stretch>
+                  </pic:blipFill>
+                  <pic:spPr>
+                    <a:xfrm>
+                      <a:off x="0" y="0"/>
+                      <a:ext cx="3010161" cy="1615580"/>
+                    </a:xfrm>
+                    <a:prstGeom prst="rect">
+                      <a:avLst/>
+                    </a:prstGeom>
+                  </pic:spPr>
+                </pic:pic>
+              </a:graphicData>
+            </a:graphic>
+          </wp:inline>
+        </w:drawing>
+      </w:r>
+    </w:p>
+    <w:p>
+      <w:pPr>
+        <w:rPr>
+          <w:sz w:val="22"/>
+          <w:szCs w:val="22"/>
+        </w:rPr>
+      </w:pPr>
+    </w:p>
+    <w:p>
+      <w:pPr>
+        <w:rPr>
+          <w:sz w:val="22"/>
+          <w:szCs w:val="22"/>
+        </w:rPr>
+      </w:pPr>
+      <w:r>
+        <w:rPr>
+          <w:sz w:val="22"/>
+          <w:szCs w:val="22"/>
+        </w:rPr>
+        <w:t>CALL TransferFunds(2, 3, 100000.00);</w:t>
+      </w:r>
+    </w:p>
+    <w:p>
+      <w:pPr>
+        <w:rPr>
+          <w:sz w:val="22"/>
+          <w:szCs w:val="22"/>
+        </w:rPr>
+      </w:pPr>
+      <w:r>
+        <w:rPr>
+          <w:sz w:val="22"/>
+          <w:szCs w:val="22"/>
+        </w:rPr>
+        <w:drawing>
+          <wp:inline distT="0" distB="0" distL="0" distR="0" wp14:anchorId="5B049812" wp14:editId="5A4AD755">
+            <wp:extent cx="2728196" cy="1127858"/>
+            <wp:effectExtent l="0" t="0" r="0" b="0"/>
+            <wp:docPr id="951623736" name="Picture 1"/>
+            <wp:cNvGraphicFramePr>
+              <a:graphicFrameLocks xmlns:a="http://schemas.openxmlformats.org/drawingml/2006/main" noChangeAspect="1"/>
+            </wp:cNvGraphicFramePr>
+            <a:graphic xmlns:a="http://schemas.openxmlformats.org/drawingml/2006/main">
+              <a:graphicData uri="http://schemas.openxmlformats.org/drawingml/2006/picture">
+                <pic:pic xmlns:pic="http://schemas.openxmlformats.org/drawingml/2006/picture">
+                  <pic:nvPicPr>
+                    <pic:cNvPr id="951623736" name=""/>
+                    <pic:cNvPicPr/>
+                  </pic:nvPicPr>
+                  <pic:blipFill>
+                    <a:blip r:embed="rId12"/>
+                    <a:stretch>
+                      <a:fillRect/>
+                    </a:stretch>
+                  </pic:blipFill>
+                  <pic:spPr>
+                    <a:xfrm>
+                      <a:off x="0" y="0"/>
+                      <a:ext cx="2728196" cy="1127858"/>
+                    </a:xfrm>
+                    <a:prstGeom prst="rect">
+                      <a:avLst/>
+                    </a:prstGeom>
+                  </pic:spPr>
+                </pic:pic>
+              </a:graphicData>
+            </a:graphic>
+          </wp:inline>
+        </w:drawing>
+      </w:r>
     </w:p>
     <w:sectPr>
       <w:pgSz w:w="11906" w:h="16838"/>
@@ -64,9 +4406,9 @@
 <file path=word/numbering.xml><?xml version="1.0" encoding="utf-8"?>
 <w:numbering xmlns:wpc="http://schemas.microsoft.com/office/word/2010/wordprocessingCanvas" xmlns:cx="http://schemas.microsoft.com/office/drawing/2014/chartex" xmlns:cx1="http://schemas.microsoft.com/office/drawing/2015/9/8/chartex" xmlns:cx2="http://schemas.microsoft.com/office/drawing/2015/10/21/chartex" xmlns:cx3="http://schemas.microsoft.com/office/drawing/2016/5/9/chartex" xmlns:cx4="http://schemas.microsoft.com/office/drawing/2016/5/10/chartex" xmlns:cx5="http://schemas.microsoft.com/office/drawing/2016/5/11/chartex" xmlns:cx6="http://schemas.microsoft.com/office/drawing/2016/5/12/chartex" xmlns:cx7="http://schemas.microsoft.com/office/drawing/2016/5/13/chartex" xmlns:cx8="http://schemas.microsoft.com/office/drawing/2016/5/14/chartex" xmlns:mc="http://schemas.openxmlformats.org/markup-compatibility/2006" xmlns:aink="http://schemas.microsoft.com/office/drawing/2016/ink" xmlns:am3d="http://schemas.microsoft.com/office/drawing/2017/model3d" xmlns:o="urn:schemas-microsoft-com:office:office" xmlns:oel="http://schemas.microsoft.com/office/2019/extlst" xmlns:r="http://schemas.openxmlformats.org/officeDocument/2006/relationships" xmlns:m="http://schemas.openxmlformats.org/officeDocument/2006/math" xmlns:v="urn:schemas-microsoft-com:vml" xmlns:wp14="http://schemas.microsoft.com/office/word/2010/wordprocessingDrawing" xmlns:wp="http://schemas.openxmlformats.org/drawingml/2006/wordprocessingDrawing" xmlns:w10="urn:schemas-microsoft-com:office:word" xmlns:w="http://schemas.openxmlformats.org/wordprocessingml/2006/main" xmlns:w14="http://schemas.microsoft.com/office/word/2010/wordml" xmlns:w15="http://schemas.microsoft.com/office/word/2012/wordml" xmlns:w16cex="http://schemas.microsoft.com/office/word/2018/wordml/cex" xmlns:w16cid="http://schemas.microsoft.com/office/word/2016/wordml/cid" xmlns:w16="http://schemas.microsoft.com/office/word/2018/wordml" xmlns:w16du="http://schemas.microsoft.com/office/word/2023/wordml/word16du" xmlns:w16sdtdh="http://schemas.microsoft.com/office/word/2020/wordml/sdtdatahash" xmlns:w16sdtfl="http://schemas.microsoft.com/office/word/2024/wordml/sdtformatlock" xmlns:w16se="http://schemas.microsoft.com/office/word/2015/wordml/symex" xmlns:wpg="http://schemas.microsoft.com/office/word/2010/wordprocessingGroup" xmlns:wpi="http://schemas.microsoft.com/office/word/2010/wordprocessingInk" xmlns:wne="http://schemas.microsoft.com/office/word/2006/wordml" xmlns:wps="http://schemas.microsoft.com/office/word/2010/wordprocessingShape" mc:Ignorable="w14 w15 w16se w16cid w16 w16cex w16sdtdh w16sdtfl w16du wp14">
   <w:abstractNum w:abstractNumId="0" w15:restartNumberingAfterBreak="0">
-    <w:nsid w:val="64607247"/>
+    <w:nsid w:val="1BCD4DE6"/>
     <w:multiLevelType w:val="multilevel"/>
-    <w:tmpl w:val="CD503374"/>
+    <w:tmpl w:val="7AE64FB2"/>
     <w:lvl w:ilvl="0">
       <w:start w:val="1"/>
       <w:numFmt w:val="decimal"/>
@@ -180,7 +4522,247 @@
       </w:pPr>
     </w:lvl>
   </w:abstractNum>
+  <w:abstractNum w:abstractNumId="1" w15:restartNumberingAfterBreak="0">
+    <w:nsid w:val="3E086986"/>
+    <w:multiLevelType w:val="multilevel"/>
+    <w:tmpl w:val="F7320090"/>
+    <w:lvl w:ilvl="0">
+      <w:start w:val="1"/>
+      <w:numFmt w:val="decimal"/>
+      <w:lvlText w:val="%1."/>
+      <w:lvlJc w:val="left"/>
+      <w:pPr>
+        <w:tabs>
+          <w:tab w:val="num" w:pos="720"/>
+        </w:tabs>
+        <w:ind w:left="720" w:hanging="360"/>
+      </w:pPr>
+    </w:lvl>
+    <w:lvl w:ilvl="1">
+      <w:start w:val="1"/>
+      <w:numFmt w:val="bullet"/>
+      <w:lvlText w:val="o"/>
+      <w:lvlJc w:val="left"/>
+      <w:pPr>
+        <w:tabs>
+          <w:tab w:val="num" w:pos="1440"/>
+        </w:tabs>
+        <w:ind w:left="1440" w:hanging="360"/>
+      </w:pPr>
+      <w:rPr>
+        <w:rFonts w:ascii="Courier New" w:hAnsi="Courier New" w:hint="default"/>
+        <w:sz w:val="20"/>
+      </w:rPr>
+    </w:lvl>
+    <w:lvl w:ilvl="2" w:tentative="1">
+      <w:start w:val="1"/>
+      <w:numFmt w:val="decimal"/>
+      <w:lvlText w:val="%3."/>
+      <w:lvlJc w:val="left"/>
+      <w:pPr>
+        <w:tabs>
+          <w:tab w:val="num" w:pos="2160"/>
+        </w:tabs>
+        <w:ind w:left="2160" w:hanging="360"/>
+      </w:pPr>
+    </w:lvl>
+    <w:lvl w:ilvl="3" w:tentative="1">
+      <w:start w:val="1"/>
+      <w:numFmt w:val="decimal"/>
+      <w:lvlText w:val="%4."/>
+      <w:lvlJc w:val="left"/>
+      <w:pPr>
+        <w:tabs>
+          <w:tab w:val="num" w:pos="2880"/>
+        </w:tabs>
+        <w:ind w:left="2880" w:hanging="360"/>
+      </w:pPr>
+    </w:lvl>
+    <w:lvl w:ilvl="4" w:tentative="1">
+      <w:start w:val="1"/>
+      <w:numFmt w:val="decimal"/>
+      <w:lvlText w:val="%5."/>
+      <w:lvlJc w:val="left"/>
+      <w:pPr>
+        <w:tabs>
+          <w:tab w:val="num" w:pos="3600"/>
+        </w:tabs>
+        <w:ind w:left="3600" w:hanging="360"/>
+      </w:pPr>
+    </w:lvl>
+    <w:lvl w:ilvl="5" w:tentative="1">
+      <w:start w:val="1"/>
+      <w:numFmt w:val="decimal"/>
+      <w:lvlText w:val="%6."/>
+      <w:lvlJc w:val="left"/>
+      <w:pPr>
+        <w:tabs>
+          <w:tab w:val="num" w:pos="4320"/>
+        </w:tabs>
+        <w:ind w:left="4320" w:hanging="360"/>
+      </w:pPr>
+    </w:lvl>
+    <w:lvl w:ilvl="6" w:tentative="1">
+      <w:start w:val="1"/>
+      <w:numFmt w:val="decimal"/>
+      <w:lvlText w:val="%7."/>
+      <w:lvlJc w:val="left"/>
+      <w:pPr>
+        <w:tabs>
+          <w:tab w:val="num" w:pos="5040"/>
+        </w:tabs>
+        <w:ind w:left="5040" w:hanging="360"/>
+      </w:pPr>
+    </w:lvl>
+    <w:lvl w:ilvl="7" w:tentative="1">
+      <w:start w:val="1"/>
+      <w:numFmt w:val="decimal"/>
+      <w:lvlText w:val="%8."/>
+      <w:lvlJc w:val="left"/>
+      <w:pPr>
+        <w:tabs>
+          <w:tab w:val="num" w:pos="5760"/>
+        </w:tabs>
+        <w:ind w:left="5760" w:hanging="360"/>
+      </w:pPr>
+    </w:lvl>
+    <w:lvl w:ilvl="8" w:tentative="1">
+      <w:start w:val="1"/>
+      <w:numFmt w:val="decimal"/>
+      <w:lvlText w:val="%9."/>
+      <w:lvlJc w:val="left"/>
+      <w:pPr>
+        <w:tabs>
+          <w:tab w:val="num" w:pos="6480"/>
+        </w:tabs>
+        <w:ind w:left="6480" w:hanging="360"/>
+      </w:pPr>
+    </w:lvl>
+  </w:abstractNum>
+  <w:abstractNum w:abstractNumId="2" w15:restartNumberingAfterBreak="0">
+    <w:nsid w:val="64607247"/>
+    <w:multiLevelType w:val="multilevel"/>
+    <w:tmpl w:val="CD503374"/>
+    <w:lvl w:ilvl="0">
+      <w:start w:val="1"/>
+      <w:numFmt w:val="decimal"/>
+      <w:lvlText w:val="%1."/>
+      <w:lvlJc w:val="left"/>
+      <w:pPr>
+        <w:tabs>
+          <w:tab w:val="num" w:pos="720"/>
+        </w:tabs>
+        <w:ind w:left="720" w:hanging="360"/>
+      </w:pPr>
+    </w:lvl>
+    <w:lvl w:ilvl="1">
+      <w:start w:val="1"/>
+      <w:numFmt w:val="bullet"/>
+      <w:lvlText w:val="o"/>
+      <w:lvlJc w:val="left"/>
+      <w:pPr>
+        <w:tabs>
+          <w:tab w:val="num" w:pos="1440"/>
+        </w:tabs>
+        <w:ind w:left="1440" w:hanging="360"/>
+      </w:pPr>
+      <w:rPr>
+        <w:rFonts w:ascii="Courier New" w:hAnsi="Courier New" w:hint="default"/>
+        <w:sz w:val="20"/>
+      </w:rPr>
+    </w:lvl>
+    <w:lvl w:ilvl="2" w:tentative="1">
+      <w:start w:val="1"/>
+      <w:numFmt w:val="decimal"/>
+      <w:lvlText w:val="%3."/>
+      <w:lvlJc w:val="left"/>
+      <w:pPr>
+        <w:tabs>
+          <w:tab w:val="num" w:pos="2160"/>
+        </w:tabs>
+        <w:ind w:left="2160" w:hanging="360"/>
+      </w:pPr>
+    </w:lvl>
+    <w:lvl w:ilvl="3" w:tentative="1">
+      <w:start w:val="1"/>
+      <w:numFmt w:val="decimal"/>
+      <w:lvlText w:val="%4."/>
+      <w:lvlJc w:val="left"/>
+      <w:pPr>
+        <w:tabs>
+          <w:tab w:val="num" w:pos="2880"/>
+        </w:tabs>
+        <w:ind w:left="2880" w:hanging="360"/>
+      </w:pPr>
+    </w:lvl>
+    <w:lvl w:ilvl="4" w:tentative="1">
+      <w:start w:val="1"/>
+      <w:numFmt w:val="decimal"/>
+      <w:lvlText w:val="%5."/>
+      <w:lvlJc w:val="left"/>
+      <w:pPr>
+        <w:tabs>
+          <w:tab w:val="num" w:pos="3600"/>
+        </w:tabs>
+        <w:ind w:left="3600" w:hanging="360"/>
+      </w:pPr>
+    </w:lvl>
+    <w:lvl w:ilvl="5" w:tentative="1">
+      <w:start w:val="1"/>
+      <w:numFmt w:val="decimal"/>
+      <w:lvlText w:val="%6."/>
+      <w:lvlJc w:val="left"/>
+      <w:pPr>
+        <w:tabs>
+          <w:tab w:val="num" w:pos="4320"/>
+        </w:tabs>
+        <w:ind w:left="4320" w:hanging="360"/>
+      </w:pPr>
+    </w:lvl>
+    <w:lvl w:ilvl="6" w:tentative="1">
+      <w:start w:val="1"/>
+      <w:numFmt w:val="decimal"/>
+      <w:lvlText w:val="%7."/>
+      <w:lvlJc w:val="left"/>
+      <w:pPr>
+        <w:tabs>
+          <w:tab w:val="num" w:pos="5040"/>
+        </w:tabs>
+        <w:ind w:left="5040" w:hanging="360"/>
+      </w:pPr>
+    </w:lvl>
+    <w:lvl w:ilvl="7" w:tentative="1">
+      <w:start w:val="1"/>
+      <w:numFmt w:val="decimal"/>
+      <w:lvlText w:val="%8."/>
+      <w:lvlJc w:val="left"/>
+      <w:pPr>
+        <w:tabs>
+          <w:tab w:val="num" w:pos="5760"/>
+        </w:tabs>
+        <w:ind w:left="5760" w:hanging="360"/>
+      </w:pPr>
+    </w:lvl>
+    <w:lvl w:ilvl="8" w:tentative="1">
+      <w:start w:val="1"/>
+      <w:numFmt w:val="decimal"/>
+      <w:lvlText w:val="%9."/>
+      <w:lvlJc w:val="left"/>
+      <w:pPr>
+        <w:tabs>
+          <w:tab w:val="num" w:pos="6480"/>
+        </w:tabs>
+        <w:ind w:left="6480" w:hanging="360"/>
+      </w:pPr>
+    </w:lvl>
+  </w:abstractNum>
   <w:num w:numId="1" w16cid:durableId="1014916828">
+    <w:abstractNumId w:val="2"/>
+  </w:num>
+  <w:num w:numId="2" w16cid:durableId="2062095395">
+    <w:abstractNumId w:val="1"/>
+  </w:num>
+  <w:num w:numId="3" w16cid:durableId="1489322124">
     <w:abstractNumId w:val="0"/>
   </w:num>
 </w:numbering>
@@ -789,7 +5371,6 @@
   <w:style w:type="character" w:default="1" w:styleId="DefaultParagraphFont">
     <w:name w:val="Default Paragraph Font"/>
     <w:uiPriority w:val="1"/>
-    <w:semiHidden/>
     <w:unhideWhenUsed/>
   </w:style>
   <w:style w:type="table" w:default="1" w:styleId="TableNormal">
